--- a/output/Dokumen_Tender_PENGADAAN DAN PEMASANGAN FASILITAS OPERA.docx
+++ b/output/Dokumen_Tender_PENGADAAN DAN PEMASANGAN FASILITAS OPERA.docx
@@ -1508,8 +1508,28 @@
                 <w:rFonts w:ascii="Arial" w:hAnsi="Arial"/>
                 <w:sz w:val="19"/>
               </w:rPr>
-              <w:t>Pengadaan dalam Kondisi Normal</w:t>
             </w:r>
+            <w:sdt>
+              <w:sdtPr>
+                <w:alias w:val="Kategori Pengadaan"/>
+                <w:tag w:val="kategori_pengadaan"/>
+                <w:dropDownList>
+                  <w:listItem w:displayText="Pengadaan dalam Kondisi Normal" w:value="Pengadaan dalam Kondisi Normal"/>
+                  <w:listItem w:displayText="Pengadaan dalam Kondisi Urgent" w:value="Pengadaan dalam Kondisi Urgent"/>
+                  <w:listItem w:displayText="Pengadaan Kondisi Emergency" w:value="Pengadaan Kondisi Emergency"/>
+                </w:dropDownList>
+              </w:sdtPr>
+              <w:sdtContent>
+                <w:r>
+                  <w:rPr>
+                    <w:rFonts w:ascii="Arial" w:hAnsi="Arial"/>
+                    <w:sz w:val="19"/>
+                    <w:color w:val="002D62"/>
+                  </w:rPr>
+                  <w:t>Pengadaan dalam Kondisi Normal</w:t>
+                </w:r>
+              </w:sdtContent>
+            </w:sdt>
           </w:p>
         </w:tc>
       </w:tr>
@@ -1570,8 +1590,28 @@
                 <w:rFonts w:ascii="Arial" w:hAnsi="Arial"/>
                 <w:sz w:val="19"/>
               </w:rPr>
-              <w:t>Pertama</w:t>
             </w:r>
+            <w:sdt>
+              <w:sdtPr>
+                <w:alias w:val="Pemilihan Penyedia"/>
+                <w:tag w:val="pemilihan_penyedia"/>
+                <w:dropDownList>
+                  <w:listItem w:displayText="Pertama" w:value="Pertama"/>
+                  <w:listItem w:displayText="Kedua" w:value="Kedua"/>
+                  <w:listItem w:displayText="Ketiga" w:value="Ketiga"/>
+                </w:dropDownList>
+              </w:sdtPr>
+              <w:sdtContent>
+                <w:r>
+                  <w:rPr>
+                    <w:rFonts w:ascii="Arial" w:hAnsi="Arial"/>
+                    <w:sz w:val="19"/>
+                    <w:color w:val="002D62"/>
+                  </w:rPr>
+                  <w:t>Pertama</w:t>
+                </w:r>
+              </w:sdtContent>
+            </w:sdt>
           </w:p>
         </w:tc>
       </w:tr>
@@ -1632,8 +1672,28 @@
                 <w:rFonts w:ascii="Arial" w:hAnsi="Arial"/>
                 <w:sz w:val="19"/>
               </w:rPr>
-              <w:t>Tunggal</w:t>
             </w:r>
+            <w:sdt>
+              <w:sdtPr>
+                <w:alias w:val="Syarat Status Peserta"/>
+                <w:tag w:val="syarat_status_peserta"/>
+                <w:dropDownList>
+                  <w:listItem w:displayText="Tunggal" w:value="Tunggal"/>
+                  <w:listItem w:displayText="Konsorsium" w:value="Konsorsium"/>
+                  <w:listItem w:displayText="Tunggal dan Konsorsium" w:value="Tunggal dan Konsorsium"/>
+                </w:dropDownList>
+              </w:sdtPr>
+              <w:sdtContent>
+                <w:r>
+                  <w:rPr>
+                    <w:rFonts w:ascii="Arial" w:hAnsi="Arial"/>
+                    <w:sz w:val="19"/>
+                    <w:color w:val="002D62"/>
+                  </w:rPr>
+                  <w:t>Tunggal</w:t>
+                </w:r>
+              </w:sdtContent>
+            </w:sdt>
           </w:p>
         </w:tc>
       </w:tr>
@@ -1949,7 +2009,7 @@
                       <w:rFonts w:ascii="Arial" w:hAnsi="Arial"/>
                       <w:sz w:val="16"/>
                     </w:rPr>
-                    <w:t>Q.13.09</w:t>
+                    <w:t>Q.11.01</w:t>
                   </w:r>
                 </w:p>
               </w:tc>
@@ -1969,7 +2029,7 @@
                       <w:rFonts w:ascii="Arial" w:hAnsi="Arial"/>
                       <w:sz w:val="16"/>
                     </w:rPr>
-                    <w:t>Konstruksi dan Pemasangan Fasilitas Operasional Migas serta Infrastruktur Pendukung</w:t>
+                    <w:t>Konstruksi Bangunan Sipil dan Instalasi Fasilitas Operasional</w:t>
                   </w:r>
                 </w:p>
               </w:tc>
@@ -2035,8 +2095,33 @@
                 <w:rFonts w:ascii="Arial" w:hAnsi="Arial"/>
                 <w:sz w:val="19"/>
               </w:rPr>
-              <w:t>Tender Terbatas</w:t>
             </w:r>
+            <w:sdt>
+              <w:sdtPr>
+                <w:alias w:val="Metode Pemenuhan Kebutuhan"/>
+                <w:tag w:val="metode_pemenuhan_kebutuhan"/>
+                <w:dropDownList>
+                  <w:listItem w:displayText="Sinergi Pertamina Group dengan Penunjukan kepada EBPG" w:value="Sinergi Pertamina Group dengan Penunjukan kepada EBPG"/>
+                  <w:listItem w:displayText="Sinergi Pertamina Group dengan Penugasan kepada EBPG" w:value="Sinergi Pertamina Group dengan Penugasan kepada EBPG"/>
+                  <w:listItem w:displayText="Sinergi Pertamina Group dengan Pemilihan Langsung antar EBPG" w:value="Sinergi Pertamina Group dengan Pemilihan Langsung antar EBPG"/>
+                  <w:listItem w:displayText="Tender Terbuka" w:value="Tender Terbuka"/>
+                  <w:listItem w:displayText="Tender Terbatas" w:value="Tender Terbatas"/>
+                  <w:listItem w:displayText="Pemilihan Langsung" w:value="Pemilihan Langsung"/>
+                  <w:listItem w:displayText="Tender Praktis" w:value="Tender Praktis"/>
+                  <w:listItem w:displayText="Penunjukan Langsung" w:value="Penunjukan Langsung"/>
+                </w:dropDownList>
+              </w:sdtPr>
+              <w:sdtContent>
+                <w:r>
+                  <w:rPr>
+                    <w:rFonts w:ascii="Arial" w:hAnsi="Arial"/>
+                    <w:sz w:val="19"/>
+                    <w:color w:val="002D62"/>
+                  </w:rPr>
+                  <w:t>Tender Terbatas</w:t>
+                </w:r>
+              </w:sdtContent>
+            </w:sdt>
           </w:p>
         </w:tc>
       </w:tr>
@@ -2214,97 +2299,311 @@
           </w:tcPr>
           <w:p>
             <w:pPr>
-              <w:spacing w:before="0" w:after="40"/>
+              <w:spacing w:before="0" w:after="80"/>
             </w:pPr>
             <w:r>
               <w:rPr>
                 <w:rFonts w:ascii="Arial" w:hAnsi="Arial"/>
                 <w:sz w:val="19"/>
               </w:rPr>
-              <w:t>1. Rapat Penjelasan (Pre-Bid Meeting):</w:t>
             </w:r>
-          </w:p>
-          <w:p>
-            <w:pPr>
-              <w:spacing w:before="0" w:after="40"/>
-            </w:pPr>
             <w:r>
               <w:rPr>
                 <w:rFonts w:ascii="Arial" w:hAnsi="Arial"/>
                 <w:sz w:val="19"/>
               </w:rPr>
-              <w:t xml:space="preserve">   Mekanisme : Online</w:t>
+              <w:t>1. Rapat Penjelasan (Pre-Bid Meeting) dilaksanakan dengan jadwal sebagai berikut:</w:t>
             </w:r>
           </w:p>
+          <w:tbl>
+            <w:tblPr>
+              <w:tblW w:type="auto" w:w="0"/>
+              <w:jc w:val="center"/>
+              <w:tblLook w:firstColumn="1" w:firstRow="1" w:lastColumn="0" w:lastRow="0" w:noHBand="0" w:noVBand="1" w:val="04A0"/>
+            </w:tblPr>
+            <w:tblGrid>
+              <w:gridCol w:w="1630"/>
+              <w:gridCol w:w="1630"/>
+              <w:gridCol w:w="1630"/>
+              <w:gridCol w:w="1630"/>
+            </w:tblGrid>
+            <w:tr>
+              <w:tc>
+                <w:tcPr>
+                  <w:tcW w:type="dxa" w:w="1630"/>
+                  <w:shd w:fill="D9E2F3" w:val="clear"/>
+                  <w:tcMar>
+                    <w:top w:w="60" w:type="dxa"/>
+                    <w:bottom w:w="60" w:type="dxa"/>
+                    <w:left w:w="80" w:type="dxa"/>
+                    <w:right w:w="80" w:type="dxa"/>
+                  </w:tcMar>
+                  <w:tcBorders>
+                    <w:top w:val="single" w:sz="4" w:space="0" w:color="E0E0E0"/>
+                    <w:bottom w:val="single" w:sz="4" w:space="0" w:color="E0E0E0"/>
+                    <w:left w:val="single" w:sz="4" w:space="0" w:color="E0E0E0"/>
+                    <w:right w:val="single" w:sz="4" w:space="0" w:color="E0E0E0"/>
+                  </w:tcBorders>
+                </w:tcPr>
+                <w:p>
+                  <w:pPr>
+                    <w:spacing w:before="0" w:after="0"/>
+                  </w:pPr>
+                  <w:r>
+                    <w:rPr>
+                      <w:rFonts w:ascii="Arial" w:hAnsi="Arial"/>
+                      <w:b/>
+                      <w:sz w:val="17"/>
+                    </w:rPr>
+                    <w:t>Tahapan / Kegiatan</w:t>
+                  </w:r>
+                </w:p>
+              </w:tc>
+              <w:tc>
+                <w:tcPr>
+                  <w:tcW w:type="dxa" w:w="1630"/>
+                  <w:shd w:fill="D9E2F3" w:val="clear"/>
+                  <w:tcMar>
+                    <w:top w:w="60" w:type="dxa"/>
+                    <w:bottom w:w="60" w:type="dxa"/>
+                    <w:left w:w="80" w:type="dxa"/>
+                    <w:right w:w="80" w:type="dxa"/>
+                  </w:tcMar>
+                  <w:tcBorders>
+                    <w:top w:val="single" w:sz="4" w:space="0" w:color="E0E0E0"/>
+                    <w:bottom w:val="single" w:sz="4" w:space="0" w:color="E0E0E0"/>
+                    <w:left w:val="single" w:sz="4" w:space="0" w:color="E0E0E0"/>
+                    <w:right w:val="single" w:sz="4" w:space="0" w:color="E0E0E0"/>
+                  </w:tcBorders>
+                </w:tcPr>
+                <w:p>
+                  <w:pPr>
+                    <w:spacing w:before="0" w:after="0"/>
+                  </w:pPr>
+                  <w:r>
+                    <w:rPr>
+                      <w:rFonts w:ascii="Arial" w:hAnsi="Arial"/>
+                      <w:b/>
+                      <w:sz w:val="17"/>
+                    </w:rPr>
+                    <w:t>Hari, Tanggal</w:t>
+                  </w:r>
+                </w:p>
+              </w:tc>
+              <w:tc>
+                <w:tcPr>
+                  <w:tcW w:type="dxa" w:w="1630"/>
+                  <w:shd w:fill="D9E2F3" w:val="clear"/>
+                  <w:tcMar>
+                    <w:top w:w="60" w:type="dxa"/>
+                    <w:bottom w:w="60" w:type="dxa"/>
+                    <w:left w:w="80" w:type="dxa"/>
+                    <w:right w:w="80" w:type="dxa"/>
+                  </w:tcMar>
+                  <w:tcBorders>
+                    <w:top w:val="single" w:sz="4" w:space="0" w:color="E0E0E0"/>
+                    <w:bottom w:val="single" w:sz="4" w:space="0" w:color="E0E0E0"/>
+                    <w:left w:val="single" w:sz="4" w:space="0" w:color="E0E0E0"/>
+                    <w:right w:val="single" w:sz="4" w:space="0" w:color="E0E0E0"/>
+                  </w:tcBorders>
+                </w:tcPr>
+                <w:p>
+                  <w:pPr>
+                    <w:spacing w:before="0" w:after="0"/>
+                  </w:pPr>
+                  <w:r>
+                    <w:rPr>
+                      <w:rFonts w:ascii="Arial" w:hAnsi="Arial"/>
+                      <w:b/>
+                      <w:sz w:val="17"/>
+                    </w:rPr>
+                    <w:t>Waktu</w:t>
+                  </w:r>
+                </w:p>
+              </w:tc>
+              <w:tc>
+                <w:tcPr>
+                  <w:tcW w:type="dxa" w:w="1630"/>
+                  <w:shd w:fill="D9E2F3" w:val="clear"/>
+                  <w:tcMar>
+                    <w:top w:w="60" w:type="dxa"/>
+                    <w:bottom w:w="60" w:type="dxa"/>
+                    <w:left w:w="80" w:type="dxa"/>
+                    <w:right w:w="80" w:type="dxa"/>
+                  </w:tcMar>
+                  <w:tcBorders>
+                    <w:top w:val="single" w:sz="4" w:space="0" w:color="E0E0E0"/>
+                    <w:bottom w:val="single" w:sz="4" w:space="0" w:color="E0E0E0"/>
+                    <w:left w:val="single" w:sz="4" w:space="0" w:color="E0E0E0"/>
+                    <w:right w:val="single" w:sz="4" w:space="0" w:color="E0E0E0"/>
+                  </w:tcBorders>
+                </w:tcPr>
+                <w:p>
+                  <w:pPr>
+                    <w:spacing w:before="0" w:after="0"/>
+                  </w:pPr>
+                  <w:r>
+                    <w:rPr>
+                      <w:rFonts w:ascii="Arial" w:hAnsi="Arial"/>
+                      <w:b/>
+                      <w:sz w:val="17"/>
+                    </w:rPr>
+                    <w:t>Tempat / Media</w:t>
+                  </w:r>
+                </w:p>
+              </w:tc>
+            </w:tr>
+            <w:tr>
+              <w:tc>
+                <w:tcPr>
+                  <w:tcW w:type="dxa" w:w="1630"/>
+                  <w:tcMar>
+                    <w:top w:w="60" w:type="dxa"/>
+                    <w:bottom w:w="60" w:type="dxa"/>
+                    <w:left w:w="80" w:type="dxa"/>
+                    <w:right w:w="80" w:type="dxa"/>
+                  </w:tcMar>
+                  <w:tcBorders>
+                    <w:top w:val="single" w:sz="4" w:space="0" w:color="E0E0E0"/>
+                    <w:bottom w:val="single" w:sz="4" w:space="0" w:color="E0E0E0"/>
+                    <w:left w:val="single" w:sz="4" w:space="0" w:color="E0E0E0"/>
+                    <w:right w:val="single" w:sz="4" w:space="0" w:color="E0E0E0"/>
+                  </w:tcBorders>
+                </w:tcPr>
+                <w:p>
+                  <w:pPr>
+                    <w:spacing w:before="0" w:after="0"/>
+                  </w:pPr>
+                  <w:r>
+                    <w:rPr>
+                      <w:rFonts w:ascii="Arial" w:hAnsi="Arial"/>
+                      <w:sz w:val="17"/>
+                    </w:rPr>
+                    <w:t>Rapat Penjelasan</w:t>
+                    <w:br/>
+                    <w:t>(Pre-Bid Meeting)</w:t>
+                  </w:r>
+                </w:p>
+              </w:tc>
+              <w:tc>
+                <w:tcPr>
+                  <w:tcW w:type="dxa" w:w="1630"/>
+                  <w:tcMar>
+                    <w:top w:w="60" w:type="dxa"/>
+                    <w:bottom w:w="60" w:type="dxa"/>
+                    <w:left w:w="80" w:type="dxa"/>
+                    <w:right w:w="80" w:type="dxa"/>
+                  </w:tcMar>
+                  <w:tcBorders>
+                    <w:top w:val="single" w:sz="4" w:space="0" w:color="E0E0E0"/>
+                    <w:bottom w:val="single" w:sz="4" w:space="0" w:color="E0E0E0"/>
+                    <w:left w:val="single" w:sz="4" w:space="0" w:color="E0E0E0"/>
+                    <w:right w:val="single" w:sz="4" w:space="0" w:color="E0E0E0"/>
+                  </w:tcBorders>
+                </w:tcPr>
+                <w:p>
+                  <w:pPr>
+                    <w:spacing w:before="0" w:after="0"/>
+                  </w:pPr>
+                  <w:sdt>
+                    <w:sdtPr>
+                      <w:alias w:val="Pilih Hari Tanggal Pre-Bid"/>
+                      <w:tag w:val="pilih_hari_tanggal_pre-bid"/>
+                      <w:date>
+                        <w:dateFormat w:val="dddd, dd MMMM yyyy"/>
+                        <w:lid w:val="id-ID"/>
+                        <w:storeMappedDataAs w:val="dateTime"/>
+                        <w:calendar w:val="gregorian"/>
+                      </w:date>
+                    </w:sdtPr>
+                    <w:sdtContent>
+                      <w:r>
+                        <w:rPr>
+                          <w:rFonts w:ascii="Arial" w:hAnsi="Arial"/>
+                          <w:sz w:val="18"/>
+                          <w:color w:val="002D62"/>
+                        </w:rPr>
+                        <w:t>Senin, 05 Oktober 2026</w:t>
+                      </w:r>
+                    </w:sdtContent>
+                  </w:sdt>
+                </w:p>
+              </w:tc>
+              <w:tc>
+                <w:tcPr>
+                  <w:tcW w:type="dxa" w:w="1630"/>
+                  <w:tcMar>
+                    <w:top w:w="60" w:type="dxa"/>
+                    <w:bottom w:w="60" w:type="dxa"/>
+                    <w:left w:w="80" w:type="dxa"/>
+                    <w:right w:w="80" w:type="dxa"/>
+                  </w:tcMar>
+                  <w:tcBorders>
+                    <w:top w:val="single" w:sz="4" w:space="0" w:color="E0E0E0"/>
+                    <w:bottom w:val="single" w:sz="4" w:space="0" w:color="E0E0E0"/>
+                    <w:left w:val="single" w:sz="4" w:space="0" w:color="E0E0E0"/>
+                    <w:right w:val="single" w:sz="4" w:space="0" w:color="E0E0E0"/>
+                  </w:tcBorders>
+                </w:tcPr>
+                <w:p>
+                  <w:pPr>
+                    <w:spacing w:before="0" w:after="0"/>
+                  </w:pPr>
+                  <w:r>
+                    <w:rPr>
+                      <w:rFonts w:ascii="Arial" w:hAnsi="Arial"/>
+                      <w:sz w:val="17"/>
+                    </w:rPr>
+                    <w:t>10.00 WITA</w:t>
+                  </w:r>
+                </w:p>
+              </w:tc>
+              <w:tc>
+                <w:tcPr>
+                  <w:tcW w:type="dxa" w:w="1630"/>
+                  <w:tcMar>
+                    <w:top w:w="60" w:type="dxa"/>
+                    <w:bottom w:w="60" w:type="dxa"/>
+                    <w:left w:w="80" w:type="dxa"/>
+                    <w:right w:w="80" w:type="dxa"/>
+                  </w:tcMar>
+                  <w:tcBorders>
+                    <w:top w:val="single" w:sz="4" w:space="0" w:color="E0E0E0"/>
+                    <w:bottom w:val="single" w:sz="4" w:space="0" w:color="E0E0E0"/>
+                    <w:left w:val="single" w:sz="4" w:space="0" w:color="E0E0E0"/>
+                    <w:right w:val="single" w:sz="4" w:space="0" w:color="E0E0E0"/>
+                  </w:tcBorders>
+                </w:tcPr>
+                <w:p>
+                  <w:pPr>
+                    <w:spacing w:before="0" w:after="0"/>
+                  </w:pPr>
+                  <w:r>
+                    <w:rPr>
+                      <w:rFonts w:ascii="Arial" w:hAnsi="Arial"/>
+                      <w:sz w:val="17"/>
+                    </w:rPr>
+                    <w:t>Microsoft Teams Meeting dengan link yang disampaikan melalui email Undangan Prebid Meeting</w:t>
+                  </w:r>
+                </w:p>
+              </w:tc>
+            </w:tr>
+          </w:tbl>
+          <w:p/>
           <w:p>
             <w:pPr>
-              <w:spacing w:before="0" w:after="40"/>
+              <w:spacing w:before="120" w:after="40"/>
             </w:pPr>
             <w:r>
               <w:rPr>
                 <w:rFonts w:ascii="Arial" w:hAnsi="Arial"/>
-                <w:sz w:val="19"/>
-              </w:rPr>
-              <w:t xml:space="preserve">   Hari, Tanggal : Senin, 05 Oktober 2026</w:t>
-            </w:r>
-          </w:p>
-          <w:p>
-            <w:pPr>
-              <w:spacing w:before="0" w:after="40"/>
-            </w:pPr>
-            <w:r>
-              <w:rPr>
-                <w:rFonts w:ascii="Arial" w:hAnsi="Arial"/>
-                <w:sz w:val="19"/>
-              </w:rPr>
-              <w:t xml:space="preserve">   Waktu : 10.00 WITA</w:t>
-            </w:r>
-          </w:p>
-          <w:p>
-            <w:pPr>
-              <w:spacing w:before="0" w:after="40"/>
-            </w:pPr>
-            <w:r>
-              <w:rPr>
-                <w:rFonts w:ascii="Arial" w:hAnsi="Arial"/>
-                <w:sz w:val="19"/>
-              </w:rPr>
-              <w:t xml:space="preserve">   Tempat : Microsoft Teams Meeting dengan link yang disampaikan melalui email Undangan Prebid Meeting</w:t>
-            </w:r>
-          </w:p>
-          <w:p>
-            <w:pPr>
-              <w:spacing w:before="0" w:after="40"/>
-            </w:pPr>
-            <w:r>
-              <w:rPr>
-                <w:rFonts w:ascii="Arial" w:hAnsi="Arial"/>
-                <w:sz w:val="19"/>
+                <w:i/>
+                <w:sz w:val="18"/>
               </w:rPr>
               <w:t>Catatan:</w:t>
-            </w:r>
-          </w:p>
-          <w:p>
-            <w:pPr>
-              <w:spacing w:before="0" w:after="40"/>
-            </w:pPr>
-            <w:r>
-              <w:rPr>
-                <w:rFonts w:ascii="Arial" w:hAnsi="Arial"/>
-                <w:sz w:val="19"/>
-              </w:rPr>
+              <w:br/>
               <w:t>1. Undangan disampaikan pada SAPP-SmartGEP.</w:t>
-            </w:r>
-          </w:p>
-          <w:p>
-            <w:pPr>
-              <w:spacing w:before="0" w:after="40"/>
-            </w:pPr>
-            <w:r>
-              <w:rPr>
-                <w:rFonts w:ascii="Arial" w:hAnsi="Arial"/>
-                <w:sz w:val="19"/>
-              </w:rPr>
+              <w:br/>
               <w:t>2. Jumlah maksimal perwakilan peserta Pre-Bid Meeting adalah 5 (lima) orang.</w:t>
             </w:r>
           </w:p>
@@ -2391,7 +2690,7 @@
                 <w:rFonts w:ascii="Arial" w:hAnsi="Arial"/>
                 <w:sz w:val="19"/>
               </w:rPr>
-              <w:t>Sampai dengan: Senin, 12 Oktober 2026 (16.00 WITA)</w:t>
+              <w:t>Sampai dengan: Senin, 12 Oktober 2026 (15.00 WITA)</w:t>
             </w:r>
           </w:p>
           <w:p>
@@ -2465,8 +2764,27 @@
                 <w:rFonts w:ascii="Arial" w:hAnsi="Arial"/>
                 <w:sz w:val="19"/>
               </w:rPr>
-              <w:t>Penawaran berlaku selama 90 (sembilan puluh) Hari Kalender sejak Pembukaan Dokumen Penawaran</w:t>
             </w:r>
+            <w:sdt>
+              <w:sdtPr>
+                <w:alias w:val="Masa Berlaku Dokumen Penawaran"/>
+                <w:tag w:val="masa_berlaku_dokumen_penawaran"/>
+                <w:dropDownList>
+                  <w:listItem w:displayText="Penawaran berlaku selama 90 (sembilan puluh) Hari Kalender sejak Pembukaan Dokumen Penawaran" w:value="Penawaran berlaku selama 90 (sembilan puluh) Hari Kalender sejak Pembukaan Dokumen Penawaran"/>
+                  <w:listItem w:displayText="Penawaran berlaku selama 180 (seratus delapan puluh) Hari Kalender sejak Pembukaan Dokumen Penawaran" w:value="Penawaran berlaku selama 180 (seratus delapan puluh) Hari Kalender sejak Pembukaan Dokumen Penawaran"/>
+                </w:dropDownList>
+              </w:sdtPr>
+              <w:sdtContent>
+                <w:r>
+                  <w:rPr>
+                    <w:rFonts w:ascii="Arial" w:hAnsi="Arial"/>
+                    <w:sz w:val="19"/>
+                    <w:color w:val="002D62"/>
+                  </w:rPr>
+                  <w:t>Penawaran berlaku selama 90 (sembilan puluh) Hari Kalender sejak Pembukaan Dokumen Penawaran</w:t>
+                </w:r>
+              </w:sdtContent>
+            </w:sdt>
           </w:p>
         </w:tc>
       </w:tr>
@@ -2622,7 +2940,7 @@
                 <w:b/>
                 <w:sz w:val="19"/>
               </w:rPr>
-              <w:t>16. Metode Penyampaian Dokumen</w:t>
+              <w:t>16. Metode dan Ketentuan Penyampaian Dokumen Penawaran</w:t>
             </w:r>
           </w:p>
         </w:tc>
@@ -2651,8 +2969,28 @@
                 <w:rFonts w:ascii="Arial" w:hAnsi="Arial"/>
                 <w:sz w:val="19"/>
               </w:rPr>
-              <w:t>1 (satu) tahap 1 (satu) Sampul</w:t>
             </w:r>
+            <w:sdt>
+              <w:sdtPr>
+                <w:alias w:val="Metode Penyampaian Dokumen Penawaran"/>
+                <w:tag w:val="metode_penyampaian_dokumen_penawaran"/>
+                <w:dropDownList>
+                  <w:listItem w:displayText="1 (satu) tahap 1 (satu) Sampul" w:value="1 (satu) tahap 1 (satu) Sampul"/>
+                  <w:listItem w:displayText="1 (satu) tahap 2 (dua) Sampul" w:value="1 (satu) tahap 2 (dua) Sampul"/>
+                  <w:listItem w:displayText="2 (dua) tahap 2 (dua) Sampul" w:value="2 (dua) tahap 2 (dua) Sampul"/>
+                </w:dropDownList>
+              </w:sdtPr>
+              <w:sdtContent>
+                <w:r>
+                  <w:rPr>
+                    <w:rFonts w:ascii="Arial" w:hAnsi="Arial"/>
+                    <w:sz w:val="19"/>
+                    <w:color w:val="002D62"/>
+                  </w:rPr>
+                  <w:t>1 (satu) tahap 1 (satu) Sampul</w:t>
+                </w:r>
+              </w:sdtContent>
+            </w:sdt>
           </w:p>
         </w:tc>
       </w:tr>
@@ -2746,7 +3084,7 @@
                 <w:b/>
                 <w:sz w:val="19"/>
               </w:rPr>
-              <w:t>18. Kehadiran Pembukaan Penawaran</w:t>
+              <w:t>18. Ketentuan Kehadiran Pembukaan Dokumen Penawaran</w:t>
             </w:r>
           </w:p>
         </w:tc>
@@ -2775,8 +3113,27 @@
                 <w:rFonts w:ascii="Arial" w:hAnsi="Arial"/>
                 <w:sz w:val="19"/>
               </w:rPr>
-              <w:t>Pembukaan dokumen penawaran tidak perlu dihadiri Peserta.</w:t>
             </w:r>
+            <w:sdt>
+              <w:sdtPr>
+                <w:alias w:val="Kehadiran Pembukaan Dokumen Penawaran"/>
+                <w:tag w:val="kehadiran_pembukaan_dokumen_penawaran"/>
+                <w:dropDownList>
+                  <w:listItem w:displayText="Pembukaan dokumen penawaran tidak perlu dihadiri Peserta" w:value="Pembukaan dokumen penawaran tidak perlu dihadiri Peserta"/>
+                  <w:listItem w:displayText="Pembukaan dokumen penawaran diperlukan kehadiran Peserta" w:value="Pembukaan dokumen penawaran diperlukan kehadiran Peserta"/>
+                </w:dropDownList>
+              </w:sdtPr>
+              <w:sdtContent>
+                <w:r>
+                  <w:rPr>
+                    <w:rFonts w:ascii="Arial" w:hAnsi="Arial"/>
+                    <w:sz w:val="19"/>
+                    <w:color w:val="002D62"/>
+                  </w:rPr>
+                  <w:t>Pembukaan dokumen penawaran tidak perlu dihadiri Peserta</w:t>
+                </w:r>
+              </w:sdtContent>
+            </w:sdt>
           </w:p>
         </w:tc>
       </w:tr>
@@ -2808,7 +3165,7 @@
                 <w:b/>
                 <w:sz w:val="19"/>
               </w:rPr>
-              <w:t>19. Ketentuan Klarifikasi Dokumen</w:t>
+              <w:t>19. Ketentuan Klarifikasi Dokumen Penawaran</w:t>
             </w:r>
           </w:p>
         </w:tc>
@@ -2837,8 +3194,35 @@
                 <w:rFonts w:ascii="Arial" w:hAnsi="Arial"/>
                 <w:sz w:val="19"/>
               </w:rPr>
-              <w:t>Media yang digunakan: Discussion Forum SAPP-SmartGEP</w:t>
             </w:r>
+            <w:r>
+              <w:rPr>
+                <w:rFonts w:ascii="Arial" w:hAnsi="Arial"/>
+                <w:sz w:val="19"/>
+              </w:rPr>
+              <w:t xml:space="preserve">Media yang digunakan: </w:t>
+            </w:r>
+            <w:sdt>
+              <w:sdtPr>
+                <w:alias w:val="Media Klarifikasi"/>
+                <w:tag w:val="media_klarifikasi"/>
+                <w:dropDownList>
+                  <w:listItem w:displayText="Discussion Forum SAPP-SmartGEP" w:value="Discussion Forum SAPP-SmartGEP"/>
+                  <w:listItem w:displayText="Online melalui Microsoft Teams (M-Teams) Meeting" w:value="Online melalui Microsoft Teams (M-Teams) Meeting"/>
+                  <w:listItem w:displayText="Offline" w:value="Offline"/>
+                </w:dropDownList>
+              </w:sdtPr>
+              <w:sdtContent>
+                <w:r>
+                  <w:rPr>
+                    <w:rFonts w:ascii="Arial" w:hAnsi="Arial"/>
+                    <w:sz w:val="19"/>
+                    <w:color w:val="002D62"/>
+                  </w:rPr>
+                  <w:t>Discussion Forum SAPP-SmartGEP</w:t>
+                </w:r>
+              </w:sdtContent>
+            </w:sdt>
           </w:p>
           <w:p>
             <w:pPr>
@@ -2849,20 +3233,62 @@
                 <w:rFonts w:ascii="Arial" w:hAnsi="Arial"/>
                 <w:sz w:val="19"/>
               </w:rPr>
-              <w:t>Maksimal penambahan/perubahan dokumen: 1 (satu) kali</w:t>
+              <w:t xml:space="preserve">Penambahan dan/atau perubahan dokumen dapat dilaksanakan sebanyak: </w:t>
             </w:r>
+            <w:sdt>
+              <w:sdtPr>
+                <w:alias w:val="Maksimal Penambahan Dokumen"/>
+                <w:tag w:val="maksimal_penambahan_dokumen"/>
+                <w:dropDownList>
+                  <w:listItem w:displayText="1 (satu) kali" w:value="1 (satu) kali"/>
+                  <w:listItem w:displayText="2 (dua) kali" w:value="2 (dua) kali"/>
+                  <w:listItem w:displayText="3 (tiga) kali" w:value="3 (tiga) kali"/>
+                </w:dropDownList>
+              </w:sdtPr>
+              <w:sdtContent>
+                <w:r>
+                  <w:rPr>
+                    <w:rFonts w:ascii="Arial" w:hAnsi="Arial"/>
+                    <w:sz w:val="19"/>
+                    <w:color w:val="002D62"/>
+                  </w:rPr>
+                  <w:t>1 (satu) kali</w:t>
+                </w:r>
+              </w:sdtContent>
+            </w:sdt>
           </w:p>
           <w:p>
             <w:pPr>
-              <w:spacing w:before="0" w:after="40"/>
+              <w:spacing w:before="0" w:after="0"/>
             </w:pPr>
             <w:r>
               <w:rPr>
                 <w:rFonts w:ascii="Arial" w:hAnsi="Arial"/>
                 <w:sz w:val="19"/>
               </w:rPr>
-              <w:t>Waktu penyampaian perbaikan: 1 (satu) Hari Kerja</w:t>
+              <w:t xml:space="preserve">Waktu penyampaian penambahan dan/atau perubahan dokumen: </w:t>
             </w:r>
+            <w:sdt>
+              <w:sdtPr>
+                <w:alias w:val="Waktu Penyampaian Perbaikan"/>
+                <w:tag w:val="waktu_penyampaian_perbaikan"/>
+                <w:dropDownList>
+                  <w:listItem w:displayText="1 (satu) Hari Kerja" w:value="1 (satu) Hari Kerja"/>
+                  <w:listItem w:displayText="2 (dua) Hari Kerja" w:value="2 (dua) Hari Kerja"/>
+                  <w:listItem w:displayText="3 (tiga) Hari Kerja" w:value="3 (tiga) Hari Kerja"/>
+                </w:dropDownList>
+              </w:sdtPr>
+              <w:sdtContent>
+                <w:r>
+                  <w:rPr>
+                    <w:rFonts w:ascii="Arial" w:hAnsi="Arial"/>
+                    <w:sz w:val="19"/>
+                    <w:color w:val="002D62"/>
+                  </w:rPr>
+                  <w:t>1 (satu) Hari Kerja</w:t>
+                </w:r>
+              </w:sdtContent>
+            </w:sdt>
           </w:p>
         </w:tc>
       </w:tr>
@@ -2923,8 +3349,31 @@
                 <w:rFonts w:ascii="Arial" w:hAnsi="Arial"/>
                 <w:sz w:val="19"/>
               </w:rPr>
-              <w:t>HEA Terbaik</w:t>
             </w:r>
+            <w:sdt>
+              <w:sdtPr>
+                <w:alias w:val="Parameter Penetapan Pemenang"/>
+                <w:tag w:val="parameter_penetapan_pemenang"/>
+                <w:dropDownList>
+                  <w:listItem w:displayText="Komersial Terbaik" w:value="Komersial Terbaik"/>
+                  <w:listItem w:displayText="HEA Terbaik" w:value="HEA Terbaik"/>
+                  <w:listItem w:displayText="Score TCO (Total Cost Ownership)/LCC (Life Cycle Costing) Terbaik" w:value="Score TCO (Total Cost Ownership)/LCC (Life Cycle Costing) Terbaik"/>
+                  <w:listItem w:displayText="Score terbaik kombinasi teknis dan komersial" w:value="Score terbaik kombinasi teknis dan komersial"/>
+                  <w:listItem w:displayText="Score terbaik kombinasi teknis dan HEA" w:value="Score terbaik kombinasi teknis dan HEA"/>
+                  <w:listItem w:displayText="Teknis Terbaik" w:value="Teknis Terbaik"/>
+                </w:dropDownList>
+              </w:sdtPr>
+              <w:sdtContent>
+                <w:r>
+                  <w:rPr>
+                    <w:rFonts w:ascii="Arial" w:hAnsi="Arial"/>
+                    <w:sz w:val="19"/>
+                    <w:color w:val="002D62"/>
+                  </w:rPr>
+                  <w:t>HEA Terbaik</w:t>
+                </w:r>
+              </w:sdtContent>
+            </w:sdt>
           </w:p>
         </w:tc>
       </w:tr>
@@ -3166,7 +3615,7 @@
                 <w:b/>
                 <w:sz w:val="19"/>
               </w:rPr>
-              <w:t>24. Sanggahan Hasil Evaluasi Fase I</w:t>
+              <w:t>24. Sanggahan atas Pengumuman Hasil Evaluasi Fase I (Administrasi, Teknis, HSSE Plan)</w:t>
             </w:r>
           </w:p>
         </w:tc>
@@ -3195,8 +3644,27 @@
                 <w:rFonts w:ascii="Arial" w:hAnsi="Arial"/>
                 <w:sz w:val="19"/>
               </w:rPr>
-              <w:t>Tidak Dibuka Sanggahan Pengumuman Hasil Evaluasi Fase I</w:t>
             </w:r>
+            <w:sdt>
+              <w:sdtPr>
+                <w:alias w:val="Sanggahan Evaluasi Fase I"/>
+                <w:tag w:val="sanggahan_evaluasi_fase_i"/>
+                <w:dropDownList>
+                  <w:listItem w:displayText="Tidak Dibuka Sanggahan Pengumuman Hasil Evaluasi Fase I" w:value="Tidak Dibuka Sanggahan Pengumuman Hasil Evaluasi Fase I"/>
+                  <w:listItem w:displayText="Dibuka Sanggahan Pengumuman Hasil Evaluasi Fase I" w:value="Dibuka Sanggahan Pengumuman Hasil Evaluasi Fase I"/>
+                </w:dropDownList>
+              </w:sdtPr>
+              <w:sdtContent>
+                <w:r>
+                  <w:rPr>
+                    <w:rFonts w:ascii="Arial" w:hAnsi="Arial"/>
+                    <w:sz w:val="19"/>
+                    <w:color w:val="002D62"/>
+                  </w:rPr>
+                  <w:t>Tidak Dibuka Sanggahan Pengumuman Hasil Evaluasi Fase I</w:t>
+                </w:r>
+              </w:sdtContent>
+            </w:sdt>
           </w:p>
         </w:tc>
       </w:tr>
@@ -3343,6 +3811,12 @@
                 <w:rFonts w:ascii="Arial" w:hAnsi="Arial"/>
                 <w:sz w:val="19"/>
               </w:rPr>
+            </w:r>
+            <w:r>
+              <w:rPr>
+                <w:rFonts w:ascii="Arial" w:hAnsi="Arial"/>
+                <w:sz w:val="19"/>
+              </w:rPr>
               <w:t>1. Paket Pengadaan ini mempersyaratkan komitmen TKDN Minimal sebesar 20.12%.</w:t>
             </w:r>
           </w:p>
@@ -3360,15 +3834,35 @@
           </w:p>
           <w:p>
             <w:pPr>
-              <w:spacing w:before="0" w:after="40"/>
+              <w:spacing w:before="0" w:after="0"/>
             </w:pPr>
             <w:r>
               <w:rPr>
                 <w:rFonts w:ascii="Arial" w:hAnsi="Arial"/>
                 <w:sz w:val="19"/>
               </w:rPr>
-              <w:t>3. Diberikan preferensi harga sesuai ketentuan yang berlaku.</w:t>
+              <w:t xml:space="preserve">3. Ketentuan preferensi harga: </w:t>
             </w:r>
+            <w:sdt>
+              <w:sdtPr>
+                <w:alias w:val="Ketentuan Preferensi Harga"/>
+                <w:tag w:val="ketentuan_preferensi_harga"/>
+                <w:dropDownList>
+                  <w:listItem w:displayText="Diberikan preferensi" w:value="Diberikan preferensi"/>
+                  <w:listItem w:displayText="Tidak diberikan preferensi" w:value="Tidak diberikan preferensi"/>
+                </w:dropDownList>
+              </w:sdtPr>
+              <w:sdtContent>
+                <w:r>
+                  <w:rPr>
+                    <w:rFonts w:ascii="Arial" w:hAnsi="Arial"/>
+                    <w:sz w:val="19"/>
+                    <w:color w:val="002D62"/>
+                  </w:rPr>
+                  <w:t>Diberikan preferensi</w:t>
+                </w:r>
+              </w:sdtContent>
+            </w:sdt>
           </w:p>
         </w:tc>
       </w:tr>
@@ -3429,8 +3923,30 @@
                 <w:rFonts w:ascii="Arial" w:hAnsi="Arial"/>
                 <w:sz w:val="19"/>
               </w:rPr>
-              <w:t>Gabungan Harga Satuan &amp; Lumpsum</w:t>
             </w:r>
+            <w:sdt>
+              <w:sdtPr>
+                <w:alias w:val="Jenis Kontrak"/>
+                <w:tag w:val="jenis_kontrak"/>
+                <w:dropDownList>
+                  <w:listItem w:displayText="Gabungan Harga Satuan &amp; Lumpsum" w:value="Gabungan Harga Satuan &amp; Lumpsum"/>
+                  <w:listItem w:displayText="Harga Lumpsum" w:value="Harga Lumpsum"/>
+                  <w:listItem w:displayText="Harga Satuan" w:value="Harga Satuan"/>
+                  <w:listItem w:displayText="Harga Satuan (setiap item tidak saling terkait)" w:value="Harga Satuan (setiap item tidak saling terkait)"/>
+                  <w:listItem w:displayText="Harga Satuan (setiap item tidak saling terkait, untuk kebutuhan security of supply)" w:value="Harga Satuan (setiap item tidak saling terkait, untuk kebutuhan security of supply)"/>
+                </w:dropDownList>
+              </w:sdtPr>
+              <w:sdtContent>
+                <w:r>
+                  <w:rPr>
+                    <w:rFonts w:ascii="Arial" w:hAnsi="Arial"/>
+                    <w:sz w:val="19"/>
+                    <w:color w:val="002D62"/>
+                  </w:rPr>
+                  <w:t>Gabungan Harga Satuan &amp; Lumpsum</w:t>
+                </w:r>
+              </w:sdtContent>
+            </w:sdt>
           </w:p>
         </w:tc>
       </w:tr>
@@ -3491,8 +4007,27 @@
                 <w:rFonts w:ascii="Arial" w:hAnsi="Arial"/>
                 <w:sz w:val="19"/>
               </w:rPr>
-              <w:t>Single Winner</w:t>
             </w:r>
+            <w:sdt>
+              <w:sdtPr>
+                <w:alias w:val="Jumlah Pemenang"/>
+                <w:tag w:val="jumlah_pemenang"/>
+                <w:dropDownList>
+                  <w:listItem w:displayText="Single Winner" w:value="Single Winner"/>
+                  <w:listItem w:displayText="Multi Winner" w:value="Multi Winner"/>
+                </w:dropDownList>
+              </w:sdtPr>
+              <w:sdtContent>
+                <w:r>
+                  <w:rPr>
+                    <w:rFonts w:ascii="Arial" w:hAnsi="Arial"/>
+                    <w:sz w:val="19"/>
+                    <w:color w:val="002D62"/>
+                  </w:rPr>
+                  <w:t>Single Winner</w:t>
+                </w:r>
+              </w:sdtContent>
+            </w:sdt>
           </w:p>
         </w:tc>
       </w:tr>
@@ -3546,14 +4081,48 @@
           </w:tcPr>
           <w:p>
             <w:pPr>
-              <w:spacing w:before="0" w:after="0"/>
+              <w:spacing w:before="0" w:after="80"/>
             </w:pPr>
             <w:r>
               <w:rPr>
                 <w:rFonts w:ascii="Arial" w:hAnsi="Arial"/>
                 <w:sz w:val="19"/>
               </w:rPr>
-              <w:t>Untuk Gabungan Harga Satuan &amp; Lumpsum:</w:t>
+            </w:r>
+            <w:r>
+              <w:rPr>
+                <w:rFonts w:ascii="Arial" w:hAnsi="Arial"/>
+                <w:sz w:val="19"/>
+              </w:rPr>
+              <w:t xml:space="preserve">Untuk : </w:t>
+            </w:r>
+            <w:sdt>
+              <w:sdtPr>
+                <w:alias w:val="Tipe Kontrak HPS"/>
+                <w:tag w:val="tipe_kontrak_hps"/>
+                <w:dropDownList>
+                  <w:listItem w:displayText="Gabungan Harga Satuan &amp; Lumpsum" w:value="Gabungan Harga Satuan &amp; Lumpsum"/>
+                  <w:listItem w:displayText="Harga Lumpsum" w:value="Harga Lumpsum"/>
+                  <w:listItem w:displayText="Harga Satuan" w:value="Harga Satuan"/>
+                </w:dropDownList>
+              </w:sdtPr>
+              <w:sdtContent>
+                <w:r>
+                  <w:rPr>
+                    <w:rFonts w:ascii="Arial" w:hAnsi="Arial"/>
+                    <w:sz w:val="19"/>
+                    <w:color w:val="002D62"/>
+                  </w:rPr>
+                  <w:t>Gabungan Harga Satuan &amp; Lumpsum</w:t>
+                </w:r>
+              </w:sdtContent>
+            </w:sdt>
+            <w:r>
+              <w:rPr>
+                <w:rFonts w:ascii="Arial" w:hAnsi="Arial"/>
+                <w:sz w:val="19"/>
+              </w:rPr>
+              <w:t xml:space="preserve"> :</w:t>
             </w:r>
           </w:p>
           <w:tbl>
@@ -3882,8 +4451,29 @@
                 <w:rFonts w:ascii="Arial" w:hAnsi="Arial"/>
                 <w:sz w:val="19"/>
               </w:rPr>
-              <w:t>Mekanisme 1</w:t>
             </w:r>
+            <w:sdt>
+              <w:sdtPr>
+                <w:alias w:val="Mekanisme Koreksi Aritmatika"/>
+                <w:tag w:val="mekanisme_koreksi_aritmatika"/>
+                <w:dropDownList>
+                  <w:listItem w:displayText="Mekanisme 1" w:value="Mekanisme 1"/>
+                  <w:listItem w:displayText="Mekanisme 2" w:value="Mekanisme 2"/>
+                  <w:listItem w:displayText="Mekanisme 3" w:value="Mekanisme 3"/>
+                  <w:listItem w:displayText="Mekanisme 4" w:value="Mekanisme 4"/>
+                </w:dropDownList>
+              </w:sdtPr>
+              <w:sdtContent>
+                <w:r>
+                  <w:rPr>
+                    <w:rFonts w:ascii="Arial" w:hAnsi="Arial"/>
+                    <w:sz w:val="19"/>
+                    <w:color w:val="002D62"/>
+                  </w:rPr>
+                  <w:t>Mekanisme 1</w:t>
+                </w:r>
+              </w:sdtContent>
+            </w:sdt>
           </w:p>
         </w:tc>
       </w:tr>
@@ -4001,7 +4591,7 @@
                 <w:b/>
                 <w:sz w:val="19"/>
               </w:rPr>
-              <w:t>33. Sanggahan Pengumuman Pemenang</w:t>
+              <w:t>33. Sanggahan Pengumuman Hasil Pemilihan Penyedia</w:t>
             </w:r>
           </w:p>
         </w:tc>
@@ -4030,8 +4620,27 @@
                 <w:rFonts w:ascii="Arial" w:hAnsi="Arial"/>
                 <w:sz w:val="19"/>
               </w:rPr>
-              <w:t>Dibuka sanggahan selama 1 (satu) Hari Kerja sejak pengumuman pemenang.</w:t>
             </w:r>
+            <w:sdt>
+              <w:sdtPr>
+                <w:alias w:val="Sanggahan Pengumuman Hasil Pemilihan"/>
+                <w:tag w:val="sanggahan_pengumuman_hasil_pemilihan"/>
+                <w:dropDownList>
+                  <w:listItem w:displayText="Tidak dibuka sanggahan Pengumuman Hasil Pemilihan Penyedia" w:value="Tidak dibuka sanggahan Pengumuman Hasil Pemilihan Penyedia"/>
+                  <w:listItem w:displayText="Dibuka sanggahan Pengumuman Hasil Pemilihan Penyedia" w:value="Dibuka sanggahan Pengumuman Hasil Pemilihan Penyedia"/>
+                </w:dropDownList>
+              </w:sdtPr>
+              <w:sdtContent>
+                <w:r>
+                  <w:rPr>
+                    <w:rFonts w:ascii="Arial" w:hAnsi="Arial"/>
+                    <w:sz w:val="19"/>
+                    <w:color w:val="002D62"/>
+                  </w:rPr>
+                  <w:t>Tidak dibuka sanggahan Pengumuman Hasil Pemilihan Penyedia</w:t>
+                </w:r>
+              </w:sdtContent>
+            </w:sdt>
           </w:p>
         </w:tc>
       </w:tr>
@@ -4216,7 +4825,40 @@
                 <w:rFonts w:ascii="Arial" w:hAnsi="Arial"/>
                 <w:sz w:val="19"/>
               </w:rPr>
-              <w:t>1. Dipersyaratkan Jaminan Sanggahan (2 permil dari penawaran, maks Rp 100 Juta)</w:t>
+            </w:r>
+            <w:r>
+              <w:rPr>
+                <w:rFonts w:ascii="Arial" w:hAnsi="Arial"/>
+                <w:sz w:val="19"/>
+              </w:rPr>
+              <w:t xml:space="preserve">1. </w:t>
+            </w:r>
+            <w:sdt>
+              <w:sdtPr>
+                <w:alias w:val="Status Jaminan 1"/>
+                <w:tag w:val="status_jaminan_1"/>
+                <w:dropDownList>
+                  <w:listItem w:displayText="Dipersyaratkan" w:value="Dipersyaratkan"/>
+                  <w:listItem w:displayText="Tidak Dipersyaratkan" w:value="Tidak Dipersyaratkan"/>
+                </w:dropDownList>
+              </w:sdtPr>
+              <w:sdtContent>
+                <w:r>
+                  <w:rPr>
+                    <w:rFonts w:ascii="Arial" w:hAnsi="Arial"/>
+                    <w:sz w:val="19"/>
+                    <w:color w:val="002D62"/>
+                  </w:rPr>
+                  <w:t>Dipersyaratkan</w:t>
+                </w:r>
+              </w:sdtContent>
+            </w:sdt>
+            <w:r>
+              <w:rPr>
+                <w:rFonts w:ascii="Arial" w:hAnsi="Arial"/>
+                <w:sz w:val="19"/>
+              </w:rPr>
+              <w:t xml:space="preserve"> Jaminan Sanggahan (2 permil dari penawaran, maks Rp 100 Juta)</w:t>
             </w:r>
           </w:p>
           <w:p>
@@ -4228,7 +4870,34 @@
                 <w:rFonts w:ascii="Arial" w:hAnsi="Arial"/>
                 <w:sz w:val="19"/>
               </w:rPr>
-              <w:t>2. Dipersyaratkan Jaminan Pelaksanaan (5% Nilai Kontrak)</w:t>
+              <w:t xml:space="preserve">2. </w:t>
+            </w:r>
+            <w:sdt>
+              <w:sdtPr>
+                <w:alias w:val="Status Jaminan 2"/>
+                <w:tag w:val="status_jaminan_2"/>
+                <w:dropDownList>
+                  <w:listItem w:displayText="Dipersyaratkan" w:value="Dipersyaratkan"/>
+                  <w:listItem w:displayText="Tidak Dipersyaratkan" w:value="Tidak Dipersyaratkan"/>
+                </w:dropDownList>
+              </w:sdtPr>
+              <w:sdtContent>
+                <w:r>
+                  <w:rPr>
+                    <w:rFonts w:ascii="Arial" w:hAnsi="Arial"/>
+                    <w:sz w:val="19"/>
+                    <w:color w:val="002D62"/>
+                  </w:rPr>
+                  <w:t>Dipersyaratkan</w:t>
+                </w:r>
+              </w:sdtContent>
+            </w:sdt>
+            <w:r>
+              <w:rPr>
+                <w:rFonts w:ascii="Arial" w:hAnsi="Arial"/>
+                <w:sz w:val="19"/>
+              </w:rPr>
+              <w:t xml:space="preserve"> Jaminan Pelaksanaan (5% Nilai Kontrak)</w:t>
             </w:r>
           </w:p>
           <w:p>
@@ -4240,7 +4909,34 @@
                 <w:rFonts w:ascii="Arial" w:hAnsi="Arial"/>
                 <w:sz w:val="19"/>
               </w:rPr>
-              <w:t>3. Tidak Dipersyaratkan Jaminan Uang Muka</w:t>
+              <w:t xml:space="preserve">3. </w:t>
+            </w:r>
+            <w:sdt>
+              <w:sdtPr>
+                <w:alias w:val="Status Jaminan 3"/>
+                <w:tag w:val="status_jaminan_3"/>
+                <w:dropDownList>
+                  <w:listItem w:displayText="Dipersyaratkan" w:value="Dipersyaratkan"/>
+                  <w:listItem w:displayText="Tidak Dipersyaratkan" w:value="Tidak Dipersyaratkan"/>
+                </w:dropDownList>
+              </w:sdtPr>
+              <w:sdtContent>
+                <w:r>
+                  <w:rPr>
+                    <w:rFonts w:ascii="Arial" w:hAnsi="Arial"/>
+                    <w:sz w:val="19"/>
+                    <w:color w:val="002D62"/>
+                  </w:rPr>
+                  <w:t>Tidak Dipersyaratkan</w:t>
+                </w:r>
+              </w:sdtContent>
+            </w:sdt>
+            <w:r>
+              <w:rPr>
+                <w:rFonts w:ascii="Arial" w:hAnsi="Arial"/>
+                <w:sz w:val="19"/>
+              </w:rPr>
+              <w:t xml:space="preserve"> Jaminan Uang Muka</w:t>
             </w:r>
           </w:p>
           <w:p>
@@ -4252,7 +4948,34 @@
                 <w:rFonts w:ascii="Arial" w:hAnsi="Arial"/>
                 <w:sz w:val="19"/>
               </w:rPr>
-              <w:t>4. Dipersyaratkan Jaminan Pemeliharaan (5% Nilai Kontrak)</w:t>
+              <w:t xml:space="preserve">4. </w:t>
+            </w:r>
+            <w:sdt>
+              <w:sdtPr>
+                <w:alias w:val="Status Jaminan 4"/>
+                <w:tag w:val="status_jaminan_4"/>
+                <w:dropDownList>
+                  <w:listItem w:displayText="Dipersyaratkan" w:value="Dipersyaratkan"/>
+                  <w:listItem w:displayText="Tidak Dipersyaratkan" w:value="Tidak Dipersyaratkan"/>
+                </w:dropDownList>
+              </w:sdtPr>
+              <w:sdtContent>
+                <w:r>
+                  <w:rPr>
+                    <w:rFonts w:ascii="Arial" w:hAnsi="Arial"/>
+                    <w:sz w:val="19"/>
+                    <w:color w:val="002D62"/>
+                  </w:rPr>
+                  <w:t>Dipersyaratkan</w:t>
+                </w:r>
+              </w:sdtContent>
+            </w:sdt>
+            <w:r>
+              <w:rPr>
+                <w:rFonts w:ascii="Arial" w:hAnsi="Arial"/>
+                <w:sz w:val="19"/>
+              </w:rPr>
+              <w:t xml:space="preserve"> Jaminan Pemeliharaan (5% Nilai Kontrak)</w:t>
             </w:r>
           </w:p>
           <w:p>
@@ -4264,7 +4987,34 @@
                 <w:rFonts w:ascii="Arial" w:hAnsi="Arial"/>
                 <w:sz w:val="19"/>
               </w:rPr>
-              <w:t>5. Dipersyaratkan Jaminan Komitmen TKDN</w:t>
+              <w:t xml:space="preserve">5. </w:t>
+            </w:r>
+            <w:sdt>
+              <w:sdtPr>
+                <w:alias w:val="Status Jaminan 5"/>
+                <w:tag w:val="status_jaminan_5"/>
+                <w:dropDownList>
+                  <w:listItem w:displayText="Dipersyaratkan" w:value="Dipersyaratkan"/>
+                  <w:listItem w:displayText="Tidak Dipersyaratkan" w:value="Tidak Dipersyaratkan"/>
+                </w:dropDownList>
+              </w:sdtPr>
+              <w:sdtContent>
+                <w:r>
+                  <w:rPr>
+                    <w:rFonts w:ascii="Arial" w:hAnsi="Arial"/>
+                    <w:sz w:val="19"/>
+                    <w:color w:val="002D62"/>
+                  </w:rPr>
+                  <w:t>Dipersyaratkan</w:t>
+                </w:r>
+              </w:sdtContent>
+            </w:sdt>
+            <w:r>
+              <w:rPr>
+                <w:rFonts w:ascii="Arial" w:hAnsi="Arial"/>
+                <w:sz w:val="19"/>
+              </w:rPr>
+              <w:t xml:space="preserve"> Jaminan Komitmen TKDN</w:t>
             </w:r>
           </w:p>
         </w:tc>
@@ -4482,6 +5232,9 @@
                   </w:tcMar>
                 </w:tcPr>
                 <w:p>
+                  <w:pPr>
+                    <w:spacing w:before="0" w:after="0"/>
+                  </w:pPr>
                   <w:r>
                     <w:rPr>
                       <w:rFonts w:ascii="Arial" w:hAnsi="Arial"/>
@@ -4502,6 +5255,9 @@
                   </w:tcMar>
                 </w:tcPr>
                 <w:p>
+                  <w:pPr>
+                    <w:spacing w:before="0" w:after="0"/>
+                  </w:pPr>
                   <w:r>
                     <w:rPr>
                       <w:rFonts w:ascii="Arial" w:hAnsi="Arial"/>
@@ -4522,13 +5278,29 @@
                   </w:tcMar>
                 </w:tcPr>
                 <w:p>
-                  <w:r>
-                    <w:rPr>
-                      <w:rFonts w:ascii="Arial" w:hAnsi="Arial"/>
-                      <w:sz w:val="16"/>
-                    </w:rPr>
-                    <w:t>Surat Penawaran (1A-1 / 1A-2)</w:t>
-                  </w:r>
+                  <w:pPr>
+                    <w:spacing w:before="0" w:after="0"/>
+                  </w:pPr>
+                  <w:sdt>
+                    <w:sdtPr>
+                      <w:alias w:val="Lampiran 1A"/>
+                      <w:tag w:val="lampiran_1a"/>
+                      <w:dropDownList>
+                        <w:listItem w:displayText="Digunakan 1A-1: Surat Penawaran. Fom 1A-2 tidak perlu disampaikan" w:value="Digunakan 1A-1: Surat Penawaran. Fom 1A-2 tidak perlu disampaikan"/>
+                        <w:listItem w:displayText="Digunakan 1A-2: Surat Penawaran Sampul 1. Fom 1A-1 tidak perlu disampaikan" w:value="Digunakan 1A-2: Surat Penawaran Sampul 1. Fom 1A-1 tidak perlu disampaikan"/>
+                      </w:dropDownList>
+                    </w:sdtPr>
+                    <w:sdtContent>
+                      <w:r>
+                        <w:rPr>
+                          <w:rFonts w:ascii="Arial" w:hAnsi="Arial"/>
+                          <w:sz w:val="19"/>
+                          <w:color w:val="002D62"/>
+                        </w:rPr>
+                        <w:t>Digunakan 1A-1: Surat Penawaran. Fom 1A-2 tidak perlu disampaikan</w:t>
+                      </w:r>
+                    </w:sdtContent>
+                  </w:sdt>
                 </w:p>
               </w:tc>
             </w:tr>
@@ -4544,6 +5316,9 @@
                   </w:tcMar>
                 </w:tcPr>
                 <w:p>
+                  <w:pPr>
+                    <w:spacing w:before="0" w:after="0"/>
+                  </w:pPr>
                   <w:r>
                     <w:rPr>
                       <w:rFonts w:ascii="Arial" w:hAnsi="Arial"/>
@@ -4564,6 +5339,9 @@
                   </w:tcMar>
                 </w:tcPr>
                 <w:p>
+                  <w:pPr>
+                    <w:spacing w:before="0" w:after="0"/>
+                  </w:pPr>
                   <w:r>
                     <w:rPr>
                       <w:rFonts w:ascii="Arial" w:hAnsi="Arial"/>
@@ -4584,6 +5362,9 @@
                   </w:tcMar>
                 </w:tcPr>
                 <w:p>
+                  <w:pPr>
+                    <w:spacing w:before="0" w:after="0"/>
+                  </w:pPr>
                   <w:r>
                     <w:rPr>
                       <w:rFonts w:ascii="Arial" w:hAnsi="Arial"/>
@@ -4606,6 +5387,9 @@
                   </w:tcMar>
                 </w:tcPr>
                 <w:p>
+                  <w:pPr>
+                    <w:spacing w:before="0" w:after="0"/>
+                  </w:pPr>
                   <w:r>
                     <w:rPr>
                       <w:rFonts w:ascii="Arial" w:hAnsi="Arial"/>
@@ -4626,6 +5410,9 @@
                   </w:tcMar>
                 </w:tcPr>
                 <w:p>
+                  <w:pPr>
+                    <w:spacing w:before="0" w:after="0"/>
+                  </w:pPr>
                   <w:r>
                     <w:rPr>
                       <w:rFonts w:ascii="Arial" w:hAnsi="Arial"/>
@@ -4646,6 +5433,9 @@
                   </w:tcMar>
                 </w:tcPr>
                 <w:p>
+                  <w:pPr>
+                    <w:spacing w:before="0" w:after="0"/>
+                  </w:pPr>
                   <w:r>
                     <w:rPr>
                       <w:rFonts w:ascii="Arial" w:hAnsi="Arial"/>
@@ -4668,6 +5458,9 @@
                   </w:tcMar>
                 </w:tcPr>
                 <w:p>
+                  <w:pPr>
+                    <w:spacing w:before="0" w:after="0"/>
+                  </w:pPr>
                   <w:r>
                     <w:rPr>
                       <w:rFonts w:ascii="Arial" w:hAnsi="Arial"/>
@@ -4688,6 +5481,9 @@
                   </w:tcMar>
                 </w:tcPr>
                 <w:p>
+                  <w:pPr>
+                    <w:spacing w:before="0" w:after="0"/>
+                  </w:pPr>
                   <w:r>
                     <w:rPr>
                       <w:rFonts w:ascii="Arial" w:hAnsi="Arial"/>
@@ -4708,6 +5504,9 @@
                   </w:tcMar>
                 </w:tcPr>
                 <w:p>
+                  <w:pPr>
+                    <w:spacing w:before="0" w:after="0"/>
+                  </w:pPr>
                   <w:r>
                     <w:rPr>
                       <w:rFonts w:ascii="Arial" w:hAnsi="Arial"/>
@@ -4730,6 +5529,9 @@
                   </w:tcMar>
                 </w:tcPr>
                 <w:p>
+                  <w:pPr>
+                    <w:spacing w:before="0" w:after="0"/>
+                  </w:pPr>
                   <w:r>
                     <w:rPr>
                       <w:rFonts w:ascii="Arial" w:hAnsi="Arial"/>
@@ -4750,6 +5552,9 @@
                   </w:tcMar>
                 </w:tcPr>
                 <w:p>
+                  <w:pPr>
+                    <w:spacing w:before="0" w:after="0"/>
+                  </w:pPr>
                   <w:r>
                     <w:rPr>
                       <w:rFonts w:ascii="Arial" w:hAnsi="Arial"/>
@@ -4770,6 +5575,9 @@
                   </w:tcMar>
                 </w:tcPr>
                 <w:p>
+                  <w:pPr>
+                    <w:spacing w:before="0" w:after="0"/>
+                  </w:pPr>
                   <w:r>
                     <w:rPr>
                       <w:rFonts w:ascii="Arial" w:hAnsi="Arial"/>
@@ -4792,6 +5600,9 @@
                   </w:tcMar>
                 </w:tcPr>
                 <w:p>
+                  <w:pPr>
+                    <w:spacing w:before="0" w:after="0"/>
+                  </w:pPr>
                   <w:r>
                     <w:rPr>
                       <w:rFonts w:ascii="Arial" w:hAnsi="Arial"/>
@@ -4812,6 +5623,9 @@
                   </w:tcMar>
                 </w:tcPr>
                 <w:p>
+                  <w:pPr>
+                    <w:spacing w:before="0" w:after="0"/>
+                  </w:pPr>
                   <w:r>
                     <w:rPr>
                       <w:rFonts w:ascii="Arial" w:hAnsi="Arial"/>
@@ -4832,13 +5646,29 @@
                   </w:tcMar>
                 </w:tcPr>
                 <w:p>
-                  <w:r>
-                    <w:rPr>
-                      <w:rFonts w:ascii="Arial" w:hAnsi="Arial"/>
-                      <w:sz w:val="16"/>
-                    </w:rPr>
-                    <w:t>Surat Pernyataan Status Perusahaan</w:t>
-                  </w:r>
+                  <w:pPr>
+                    <w:spacing w:before="0" w:after="0"/>
+                  </w:pPr>
+                  <w:sdt>
+                    <w:sdtPr>
+                      <w:alias w:val="Lampiran 1F"/>
+                      <w:tag w:val="lampiran_1f"/>
+                      <w:dropDownList>
+                        <w:listItem w:displayText="SKUP MIGAS yang masih berlaku atau Surat Pernyataan Status Perusahaan" w:value="SKUP MIGAS yang masih berlaku atau Surat Pernyataan Status Perusahaan"/>
+                        <w:listItem w:displayText="SKUP MIGAS atau Surat Pernyataan Status Perusahaan tidak perlu disampaikan" w:value="SKUP MIGAS atau Surat Pernyataan Status Perusahaan tidak perlu disampaikan"/>
+                      </w:dropDownList>
+                    </w:sdtPr>
+                    <w:sdtContent>
+                      <w:r>
+                        <w:rPr>
+                          <w:rFonts w:ascii="Arial" w:hAnsi="Arial"/>
+                          <w:sz w:val="19"/>
+                          <w:color w:val="002D62"/>
+                        </w:rPr>
+                        <w:t>SKUP MIGAS yang masih berlaku atau Surat Pernyataan Status Perusahaan</w:t>
+                      </w:r>
+                    </w:sdtContent>
+                  </w:sdt>
                 </w:p>
               </w:tc>
             </w:tr>
@@ -4854,6 +5684,9 @@
                   </w:tcMar>
                 </w:tcPr>
                 <w:p>
+                  <w:pPr>
+                    <w:spacing w:before="0" w:after="0"/>
+                  </w:pPr>
                   <w:r>
                     <w:rPr>
                       <w:rFonts w:ascii="Arial" w:hAnsi="Arial"/>
@@ -4874,6 +5707,9 @@
                   </w:tcMar>
                 </w:tcPr>
                 <w:p>
+                  <w:pPr>
+                    <w:spacing w:before="0" w:after="0"/>
+                  </w:pPr>
                   <w:r>
                     <w:rPr>
                       <w:rFonts w:ascii="Arial" w:hAnsi="Arial"/>
@@ -4894,6 +5730,9 @@
                   </w:tcMar>
                 </w:tcPr>
                 <w:p>
+                  <w:pPr>
+                    <w:spacing w:before="0" w:after="0"/>
+                  </w:pPr>
                   <w:r>
                     <w:rPr>
                       <w:rFonts w:ascii="Arial" w:hAnsi="Arial"/>
@@ -4916,6 +5755,9 @@
                   </w:tcMar>
                 </w:tcPr>
                 <w:p>
+                  <w:pPr>
+                    <w:spacing w:before="0" w:after="0"/>
+                  </w:pPr>
                   <w:r>
                     <w:rPr>
                       <w:rFonts w:ascii="Arial" w:hAnsi="Arial"/>
@@ -4936,6 +5778,9 @@
                   </w:tcMar>
                 </w:tcPr>
                 <w:p>
+                  <w:pPr>
+                    <w:spacing w:before="0" w:after="0"/>
+                  </w:pPr>
                   <w:r>
                     <w:rPr>
                       <w:rFonts w:ascii="Arial" w:hAnsi="Arial"/>
@@ -4956,6 +5801,9 @@
                   </w:tcMar>
                 </w:tcPr>
                 <w:p>
+                  <w:pPr>
+                    <w:spacing w:before="0" w:after="0"/>
+                  </w:pPr>
                   <w:r>
                     <w:rPr>
                       <w:rFonts w:ascii="Arial" w:hAnsi="Arial"/>
@@ -4978,6 +5826,9 @@
                   </w:tcMar>
                 </w:tcPr>
                 <w:p>
+                  <w:pPr>
+                    <w:spacing w:before="0" w:after="0"/>
+                  </w:pPr>
                   <w:r>
                     <w:rPr>
                       <w:rFonts w:ascii="Arial" w:hAnsi="Arial"/>
@@ -4998,6 +5849,9 @@
                   </w:tcMar>
                 </w:tcPr>
                 <w:p>
+                  <w:pPr>
+                    <w:spacing w:before="0" w:after="0"/>
+                  </w:pPr>
                   <w:r>
                     <w:rPr>
                       <w:rFonts w:ascii="Arial" w:hAnsi="Arial"/>
@@ -5018,13 +5872,29 @@
                   </w:tcMar>
                 </w:tcPr>
                 <w:p>
-                  <w:r>
-                    <w:rPr>
-                      <w:rFonts w:ascii="Arial" w:hAnsi="Arial"/>
-                      <w:sz w:val="16"/>
-                    </w:rPr>
-                    <w:t>Syarat dan Ketentuan Evaluasi HSSE Plan</w:t>
-                  </w:r>
+                  <w:pPr>
+                    <w:spacing w:before="0" w:after="0"/>
+                  </w:pPr>
+                  <w:sdt>
+                    <w:sdtPr>
+                      <w:alias w:val="Lampiran 3A"/>
+                      <w:tag w:val="lampiran_3a"/>
+                      <w:dropDownList>
+                        <w:listItem w:displayText="Syarat dan Ketentuan Evaluasi HSSE Plan" w:value="Syarat dan Ketentuan Evaluasi HSSE Plan"/>
+                        <w:listItem w:displayText="Syarat dan Ketentuan Evaluasi HSSE Plan Tidak digunakan" w:value="Syarat dan Ketentuan Evaluasi HSSE Plan Tidak digunakan"/>
+                      </w:dropDownList>
+                    </w:sdtPr>
+                    <w:sdtContent>
+                      <w:r>
+                        <w:rPr>
+                          <w:rFonts w:ascii="Arial" w:hAnsi="Arial"/>
+                          <w:sz w:val="19"/>
+                          <w:color w:val="002D62"/>
+                        </w:rPr>
+                        <w:t>Syarat dan Ketentuan Evaluasi HSSE Plan</w:t>
+                      </w:r>
+                    </w:sdtContent>
+                  </w:sdt>
                 </w:p>
               </w:tc>
             </w:tr>
@@ -5040,6 +5910,9 @@
                   </w:tcMar>
                 </w:tcPr>
                 <w:p>
+                  <w:pPr>
+                    <w:spacing w:before="0" w:after="0"/>
+                  </w:pPr>
                   <w:r>
                     <w:rPr>
                       <w:rFonts w:ascii="Arial" w:hAnsi="Arial"/>
@@ -5060,6 +5933,9 @@
                   </w:tcMar>
                 </w:tcPr>
                 <w:p>
+                  <w:pPr>
+                    <w:spacing w:before="0" w:after="0"/>
+                  </w:pPr>
                   <w:r>
                     <w:rPr>
                       <w:rFonts w:ascii="Arial" w:hAnsi="Arial"/>
@@ -5080,6 +5956,9 @@
                   </w:tcMar>
                 </w:tcPr>
                 <w:p>
+                  <w:pPr>
+                    <w:spacing w:before="0" w:after="0"/>
+                  </w:pPr>
                   <w:r>
                     <w:rPr>
                       <w:rFonts w:ascii="Arial" w:hAnsi="Arial"/>
@@ -5102,6 +5981,9 @@
                   </w:tcMar>
                 </w:tcPr>
                 <w:p>
+                  <w:pPr>
+                    <w:spacing w:before="0" w:after="0"/>
+                  </w:pPr>
                   <w:r>
                     <w:rPr>
                       <w:rFonts w:ascii="Arial" w:hAnsi="Arial"/>
@@ -5122,6 +6004,9 @@
                   </w:tcMar>
                 </w:tcPr>
                 <w:p>
+                  <w:pPr>
+                    <w:spacing w:before="0" w:after="0"/>
+                  </w:pPr>
                   <w:r>
                     <w:rPr>
                       <w:rFonts w:ascii="Arial" w:hAnsi="Arial"/>
@@ -5142,13 +6027,31 @@
                   </w:tcMar>
                 </w:tcPr>
                 <w:p>
-                  <w:r>
-                    <w:rPr>
-                      <w:rFonts w:ascii="Arial" w:hAnsi="Arial"/>
-                      <w:sz w:val="16"/>
-                    </w:rPr>
-                    <w:t>Form A3 / A4 / A5 Pernyataan Komitmen TKDN</w:t>
-                  </w:r>
+                  <w:pPr>
+                    <w:spacing w:before="0" w:after="0"/>
+                  </w:pPr>
+                  <w:sdt>
+                    <w:sdtPr>
+                      <w:alias w:val="Lampiran 4"/>
+                      <w:tag w:val="lampiran_4"/>
+                      <w:dropDownList>
+                        <w:listItem w:displayText="Digunakan Form A3 (Pernyataan Komitmen TKDN dalam Penawaran Barang). Form A4 dan A5 tidak perlu disampaikan" w:value="Digunakan Form A3 (Pernyataan Komitmen TKDN dalam Penawaran Barang). Form A4 dan A5 tidak perlu disampaikan"/>
+                        <w:listItem w:displayText="Digunakan Form A4 (Pernyataan Komitmen TKDN dalam Penawaran Jasa). Form A3 dan A5 tidak perlu disampaikan" w:value="Digunakan Form A4 (Pernyataan Komitmen TKDN dalam Penawaran Jasa). Form A3 dan A5 tidak perlu disampaikan"/>
+                        <w:listItem w:displayText="Digunakan Form A5 (Pernyataan Komitmen TKDN dalam Penawaran Gabungan Barang dan Jasa). Form A3 dan A4 tidak perlu disampaikan" w:value="Digunakan Form A5 (Pernyataan Komitmen TKDN dalam Penawaran Gabungan Barang dan Jasa). Form A3 dan A4 tidak perlu disampaikan"/>
+                        <w:listItem w:displayText="Form A3, A4, dan A5 tidak perlu disampaikan" w:value="Form A3, A4, dan A5 tidak perlu disampaikan"/>
+                      </w:dropDownList>
+                    </w:sdtPr>
+                    <w:sdtContent>
+                      <w:r>
+                        <w:rPr>
+                          <w:rFonts w:ascii="Arial" w:hAnsi="Arial"/>
+                          <w:sz w:val="19"/>
+                          <w:color w:val="002D62"/>
+                        </w:rPr>
+                        <w:t>Digunakan Form A3 (Pernyataan Komitmen TKDN dalam Penawaran Barang). Form A4 dan A5 tidak perlu disampaikan</w:t>
+                      </w:r>
+                    </w:sdtContent>
+                  </w:sdt>
                 </w:p>
               </w:tc>
             </w:tr>
@@ -5164,6 +6067,9 @@
                   </w:tcMar>
                 </w:tcPr>
                 <w:p>
+                  <w:pPr>
+                    <w:spacing w:before="0" w:after="0"/>
+                  </w:pPr>
                   <w:r>
                     <w:rPr>
                       <w:rFonts w:ascii="Arial" w:hAnsi="Arial"/>
@@ -5184,6 +6090,9 @@
                   </w:tcMar>
                 </w:tcPr>
                 <w:p>
+                  <w:pPr>
+                    <w:spacing w:before="0" w:after="0"/>
+                  </w:pPr>
                   <w:r>
                     <w:rPr>
                       <w:rFonts w:ascii="Arial" w:hAnsi="Arial"/>
@@ -5204,13 +6113,29 @@
                   </w:tcMar>
                 </w:tcPr>
                 <w:p>
-                  <w:r>
-                    <w:rPr>
-                      <w:rFonts w:ascii="Arial" w:hAnsi="Arial"/>
-                      <w:sz w:val="16"/>
-                    </w:rPr>
-                    <w:t>Surat Penawaran Komersial</w:t>
-                  </w:r>
+                  <w:pPr>
+                    <w:spacing w:before="0" w:after="0"/>
+                  </w:pPr>
+                  <w:sdt>
+                    <w:sdtPr>
+                      <w:alias w:val="Lampiran 5A"/>
+                      <w:tag w:val="lampiran_5a"/>
+                      <w:dropDownList>
+                        <w:listItem w:displayText="Surat Penawaran Komersial tidak perlu disampaikan" w:value="Surat Penawaran Komersial tidak perlu disampaikan"/>
+                        <w:listItem w:displayText="Surat Penawaran Komersial (khusus untuk metode 2 Sampul)" w:value="Surat Penawaran Komersial (khusus untuk metode 2 Sampul)"/>
+                      </w:dropDownList>
+                    </w:sdtPr>
+                    <w:sdtContent>
+                      <w:r>
+                        <w:rPr>
+                          <w:rFonts w:ascii="Arial" w:hAnsi="Arial"/>
+                          <w:sz w:val="19"/>
+                          <w:color w:val="002D62"/>
+                        </w:rPr>
+                        <w:t>Surat Penawaran Komersial tidak perlu disampaikan</w:t>
+                      </w:r>
+                    </w:sdtContent>
+                  </w:sdt>
                 </w:p>
               </w:tc>
             </w:tr>
@@ -5226,6 +6151,9 @@
                   </w:tcMar>
                 </w:tcPr>
                 <w:p>
+                  <w:pPr>
+                    <w:spacing w:before="0" w:after="0"/>
+                  </w:pPr>
                   <w:r>
                     <w:rPr>
                       <w:rFonts w:ascii="Arial" w:hAnsi="Arial"/>
@@ -5246,6 +6174,9 @@
                   </w:tcMar>
                 </w:tcPr>
                 <w:p>
+                  <w:pPr>
+                    <w:spacing w:before="0" w:after="0"/>
+                  </w:pPr>
                   <w:r>
                     <w:rPr>
                       <w:rFonts w:ascii="Arial" w:hAnsi="Arial"/>
@@ -5266,6 +6197,9 @@
                   </w:tcMar>
                 </w:tcPr>
                 <w:p>
+                  <w:pPr>
+                    <w:spacing w:before="0" w:after="0"/>
+                  </w:pPr>
                   <w:r>
                     <w:rPr>
                       <w:rFonts w:ascii="Arial" w:hAnsi="Arial"/>
@@ -5288,6 +6222,9 @@
                   </w:tcMar>
                 </w:tcPr>
                 <w:p>
+                  <w:pPr>
+                    <w:spacing w:before="0" w:after="0"/>
+                  </w:pPr>
                   <w:r>
                     <w:rPr>
                       <w:rFonts w:ascii="Arial" w:hAnsi="Arial"/>
@@ -5308,6 +6245,9 @@
                   </w:tcMar>
                 </w:tcPr>
                 <w:p>
+                  <w:pPr>
+                    <w:spacing w:before="0" w:after="0"/>
+                  </w:pPr>
                   <w:r>
                     <w:rPr>
                       <w:rFonts w:ascii="Arial" w:hAnsi="Arial"/>
@@ -5328,6 +6268,9 @@
                   </w:tcMar>
                 </w:tcPr>
                 <w:p>
+                  <w:pPr>
+                    <w:spacing w:before="0" w:after="0"/>
+                  </w:pPr>
                   <w:r>
                     <w:rPr>
                       <w:rFonts w:ascii="Arial" w:hAnsi="Arial"/>
@@ -5350,6 +6293,9 @@
                   </w:tcMar>
                 </w:tcPr>
                 <w:p>
+                  <w:pPr>
+                    <w:spacing w:before="0" w:after="0"/>
+                  </w:pPr>
                   <w:r>
                     <w:rPr>
                       <w:rFonts w:ascii="Arial" w:hAnsi="Arial"/>
@@ -5370,6 +6316,9 @@
                   </w:tcMar>
                 </w:tcPr>
                 <w:p>
+                  <w:pPr>
+                    <w:spacing w:before="0" w:after="0"/>
+                  </w:pPr>
                   <w:r>
                     <w:rPr>
                       <w:rFonts w:ascii="Arial" w:hAnsi="Arial"/>
@@ -5390,6 +6339,9 @@
                   </w:tcMar>
                 </w:tcPr>
                 <w:p>
+                  <w:pPr>
+                    <w:spacing w:before="0" w:after="0"/>
+                  </w:pPr>
                   <w:r>
                     <w:rPr>
                       <w:rFonts w:ascii="Arial" w:hAnsi="Arial"/>
@@ -5412,6 +6364,9 @@
                   </w:tcMar>
                 </w:tcPr>
                 <w:p>
+                  <w:pPr>
+                    <w:spacing w:before="0" w:after="0"/>
+                  </w:pPr>
                   <w:r>
                     <w:rPr>
                       <w:rFonts w:ascii="Arial" w:hAnsi="Arial"/>
@@ -5432,6 +6387,9 @@
                   </w:tcMar>
                 </w:tcPr>
                 <w:p>
+                  <w:pPr>
+                    <w:spacing w:before="0" w:after="0"/>
+                  </w:pPr>
                   <w:r>
                     <w:rPr>
                       <w:rFonts w:ascii="Arial" w:hAnsi="Arial"/>
@@ -5452,6 +6410,9 @@
                   </w:tcMar>
                 </w:tcPr>
                 <w:p>
+                  <w:pPr>
+                    <w:spacing w:before="0" w:after="0"/>
+                  </w:pPr>
                   <w:r>
                     <w:rPr>
                       <w:rFonts w:ascii="Arial" w:hAnsi="Arial"/>
@@ -9791,7 +10752,7 @@
                 <w:rFonts w:ascii="Arial" w:hAnsi="Arial"/>
                 <w:sz w:val="17"/>
               </w:rPr>
-              <w:t>Dokumen Metode Kerja (Method Statement), Rencana Keselamatan &amp; Kesehatan Kerja (RK3), dan Diagram Alir Proses Pemasangan</w:t>
+              <w:t>Dokumen Metode Kerja, Safety Plan, dan Gambar Layout Sementara</w:t>
             </w:r>
           </w:p>
         </w:tc>
@@ -9817,7 +10778,7 @@
                 <w:rFonts w:ascii="Arial" w:hAnsi="Arial"/>
                 <w:sz w:val="17"/>
               </w:rPr>
-              <w:t>Kesesuaian urutan pekerjaan dengan RKS, identifikasi bahaya (HIRADC), dan mitigasi risiko HSSE yang terintegrasi dalam setiap tahapan pemasangan fasilitas</w:t>
+              <w:t>Kesesuaian urutan pekerjaan dengan RKS, identifikasi bahaya terintegrasi, dan logistik lapangan yang realistis</w:t>
             </w:r>
           </w:p>
         </w:tc>
@@ -9929,7 +10890,7 @@
                 <w:rFonts w:ascii="Arial" w:hAnsi="Arial"/>
                 <w:sz w:val="17"/>
               </w:rPr>
-              <w:t>CV lengkap, Ijazah, Sertifikat Keahlian (SKA/SKK), dan Surat Keterangan Pengalaman Kerja untuk Project Manager, Site Engineer, Safety Officer, dan Quality Control</w:t>
+              <w:t>CV, Ijazah Terakhir, Sertifikat Kompetensi (SKA/SKK), dan Surat Keterangan Pengalaman Kerja</w:t>
             </w:r>
           </w:p>
         </w:tc>
@@ -9955,7 +10916,7 @@
                 <w:rFonts w:ascii="Arial" w:hAnsi="Arial"/>
                 <w:sz w:val="17"/>
               </w:rPr>
-              <w:t>Pemenuhan kualifikasi minimum pengalaman minimal 5 tahun di proyek fasilitas migas/industri sejenis dan sertifikasi HSSE yang masih berlaku</w:t>
+              <w:t>Pemenuhan kualifikasi minimum Project Manager, Site Engineer, HSE Officer, dan Quality Control sesuai standar industri migas</w:t>
             </w:r>
           </w:p>
         </w:tc>
@@ -10041,7 +11002,7 @@
                 <w:rFonts w:ascii="Arial" w:hAnsi="Arial"/>
                 <w:sz w:val="17"/>
               </w:rPr>
-              <w:t>Peralatan Utama Kerja &amp; Material</w:t>
+              <w:t>Peralatan Utama Kerja &amp; Kelengkapan</w:t>
             </w:r>
           </w:p>
         </w:tc>
@@ -10067,7 +11028,7 @@
                 <w:rFonts w:ascii="Arial" w:hAnsi="Arial"/>
                 <w:sz w:val="17"/>
               </w:rPr>
-              <w:t>Daftar Kepemilikan/Sewa Alat, Sertifikat Kelaikan Operasi (SILO), dan Data Sheet Material yang akan digunakan</w:t>
+              <w:t>Daftar Kepemilikan/Sewa Alat, Sertifikat Kelaikan Operasi (SILO), dan Laporan Kalibrasi</w:t>
             </w:r>
           </w:p>
         </w:tc>
@@ -10093,7 +11054,7 @@
                 <w:rFonts w:ascii="Arial" w:hAnsi="Arial"/>
                 <w:sz w:val="17"/>
               </w:rPr>
-              <w:t>Ketersediaan alat berat, alat angkat, dan peralatan pengujian yang memadai serta memenuhi standar keselamatan untuk lingkungan operasional Regional Kalimantan</w:t>
+              <w:t>Ketersediaan alat berat, peralatan las/pengelasan, dan instrumen ukur yang memadai serta bersertifikat untuk pekerjaan pemasangan fasilitas</w:t>
             </w:r>
           </w:p>
         </w:tc>
@@ -10205,7 +11166,7 @@
                 <w:rFonts w:ascii="Arial" w:hAnsi="Arial"/>
                 <w:sz w:val="17"/>
               </w:rPr>
-              <w:t>Barchart, Critical Path Method (CPM), dan Kurva S detail per minggu/bulan beserta milestone penyelesaian</w:t>
+              <w:t>Barchart, CPM Network Diagram, dan Kurva S detail per minggu/bulan</w:t>
             </w:r>
           </w:p>
         </w:tc>
@@ -10231,7 +11192,7 @@
                 <w:rFonts w:ascii="Arial" w:hAnsi="Arial"/>
                 <w:sz w:val="17"/>
               </w:rPr>
-              <w:t>Realistisitas alokasi waktu, ketergantungan aktivitas yang logis, dan jaminan target penyelesaian sesuai durasi kontrak yang ditetapkan</w:t>
+              <w:t>Alokasi waktu realistis, ketergantungan aktivitas jelas, dan milestone target penyelesaian tercapai dalam durasi kontrak</w:t>
             </w:r>
           </w:p>
         </w:tc>
@@ -14378,7 +15339,7 @@
           <w:i w:val="0"/>
           <w:sz w:val="24"/>
         </w:rPr>
-        <w:t>NOMOR: KTR-001/PND970000/2026-S7</w:t>
+        <w:t>NOMOR: KTR-042/PND970000/2026-S7</w:t>
       </w:r>
     </w:p>
     <w:p>

--- a/output/Dokumen_Tender_PENGADAAN DAN PEMASANGAN FASILITAS OPERA.docx
+++ b/output/Dokumen_Tender_PENGADAAN DAN PEMASANGAN FASILITAS OPERA.docx
@@ -147,7 +147,7 @@
           <w:i w:val="0"/>
           <w:sz w:val="24"/>
         </w:rPr>
-        <w:t>Tanggal 30 September 2026</w:t>
+        <w:t>Tanggal 15 Oktober 2026</w:t>
       </w:r>
     </w:p>
     <w:tbl>
@@ -2009,7 +2009,7 @@
                       <w:rFonts w:ascii="Arial" w:hAnsi="Arial"/>
                       <w:sz w:val="16"/>
                     </w:rPr>
-                    <w:t>Q.11.01</w:t>
+                    <w:t>Q.13.09</w:t>
                   </w:r>
                 </w:p>
               </w:tc>
@@ -2029,7 +2029,7 @@
                       <w:rFonts w:ascii="Arial" w:hAnsi="Arial"/>
                       <w:sz w:val="16"/>
                     </w:rPr>
-                    <w:t>Konstruksi Bangunan Sipil dan Instalasi Fasilitas Operasional</w:t>
+                    <w:t>Konstruksi Fasilitas Operasional Migas dan Energi termasuk pemasangan utilitas, struktur pendukung, dan perawatannya</w:t>
                   </w:r>
                 </w:p>
               </w:tc>
@@ -2523,7 +2523,7 @@
                           <w:sz w:val="18"/>
                           <w:color w:val="002D62"/>
                         </w:rPr>
-                        <w:t>Senin, 05 Oktober 2026</w:t>
+                        <w:t>Senin, 19 Oktober 2026</w:t>
                       </w:r>
                     </w:sdtContent>
                   </w:sdt>
@@ -2678,7 +2678,7 @@
                 <w:rFonts w:ascii="Arial" w:hAnsi="Arial"/>
                 <w:sz w:val="19"/>
               </w:rPr>
-              <w:t>Mulai dari   : Senin, 05 Oktober 2026 (09.00 WITA)</w:t>
+              <w:t>Mulai dari   : Senin, 19 Oktober 2026 (08.00 WITA)</w:t>
             </w:r>
           </w:p>
           <w:p>
@@ -2690,7 +2690,7 @@
                 <w:rFonts w:ascii="Arial" w:hAnsi="Arial"/>
                 <w:sz w:val="19"/>
               </w:rPr>
-              <w:t>Sampai dengan: Senin, 12 Oktober 2026 (15.00 WITA)</w:t>
+              <w:t>Sampai dengan: Senin, 26 Oktober 2026 (16.00 WITA)</w:t>
             </w:r>
           </w:p>
           <w:p>
@@ -10752,7 +10752,7 @@
                 <w:rFonts w:ascii="Arial" w:hAnsi="Arial"/>
                 <w:sz w:val="17"/>
               </w:rPr>
-              <w:t>Dokumen Metode Kerja, Safety Plan, dan Gambar Layout Sementara</w:t>
+              <w:t>Dokumen Metode Kerja (Method Statement), Rencana Keselamatan Kerja (CSMS/HSE Plan), dan Shop Drawing</w:t>
             </w:r>
           </w:p>
         </w:tc>
@@ -10778,7 +10778,7 @@
                 <w:rFonts w:ascii="Arial" w:hAnsi="Arial"/>
                 <w:sz w:val="17"/>
               </w:rPr>
-              <w:t>Kesesuaian urutan pekerjaan dengan RKS, identifikasi bahaya terintegrasi, dan logistik lapangan yang realistis</w:t>
+              <w:t>Kesesuaian urutan pelaksanaan dengan scope pekerjaan, mitigasi risiko HSSE tinggi, dan kepatuhan terhadap standar operasi Pertamina</w:t>
             </w:r>
           </w:p>
         </w:tc>
@@ -10890,7 +10890,7 @@
                 <w:rFonts w:ascii="Arial" w:hAnsi="Arial"/>
                 <w:sz w:val="17"/>
               </w:rPr>
-              <w:t>CV, Ijazah Terakhir, Sertifikat Kompetensi (SKA/SKK), dan Surat Keterangan Pengalaman Kerja</w:t>
+              <w:t>CV, Ijazah Terakhir, Sertifikat Keahlian (SKA/SKK), dan Surat Keterangan Pengalaman Kerja</w:t>
             </w:r>
           </w:p>
         </w:tc>
@@ -10916,7 +10916,7 @@
                 <w:rFonts w:ascii="Arial" w:hAnsi="Arial"/>
                 <w:sz w:val="17"/>
               </w:rPr>
-              <w:t>Pemenuhan kualifikasi minimum Project Manager, Site Engineer, HSE Officer, dan Quality Control sesuai standar industri migas</w:t>
+              <w:t>Pemenuhan kualifikasi minimum Project Manager, Site Engineer, HSE Officer, dan Supervisor Teknik sesuai pengalaman proyek sejenis</w:t>
             </w:r>
           </w:p>
         </w:tc>
@@ -11002,7 +11002,7 @@
                 <w:rFonts w:ascii="Arial" w:hAnsi="Arial"/>
                 <w:sz w:val="17"/>
               </w:rPr>
-              <w:t>Peralatan Utama Kerja &amp; Kelengkapan</w:t>
+              <w:t>Peralatan Utama Kerja &amp; Logistik</w:t>
             </w:r>
           </w:p>
         </w:tc>
@@ -11028,7 +11028,7 @@
                 <w:rFonts w:ascii="Arial" w:hAnsi="Arial"/>
                 <w:sz w:val="17"/>
               </w:rPr>
-              <w:t>Daftar Kepemilikan/Sewa Alat, Sertifikat Kelaikan Operasi (SILO), dan Laporan Kalibrasi</w:t>
+              <w:t>Daftar Kepemilikan/Sewa Alat, Sertifikat Kelaikan Operasi (SILO), dan Bukti Mobilisasi</w:t>
             </w:r>
           </w:p>
         </w:tc>
@@ -11054,7 +11054,7 @@
                 <w:rFonts w:ascii="Arial" w:hAnsi="Arial"/>
                 <w:sz w:val="17"/>
               </w:rPr>
-              <w:t>Ketersediaan alat berat, peralatan las/pengelasan, dan instrumen ukur yang memadai serta bersertifikat untuk pekerjaan pemasangan fasilitas</w:t>
+              <w:t>Ketersediaan alat berat, peralatan las/pengujian, dan kendaraan logistik yang memadai untuk kondisi lapangan Regional Kalimantan</w:t>
             </w:r>
           </w:p>
         </w:tc>
@@ -11192,7 +11192,7 @@
                 <w:rFonts w:ascii="Arial" w:hAnsi="Arial"/>
                 <w:sz w:val="17"/>
               </w:rPr>
-              <w:t>Alokasi waktu realistis, ketergantungan aktivitas jelas, dan milestone target penyelesaian tercapai dalam durasi kontrak</w:t>
+              <w:t>Realistis alokasi waktu, critical path teridentifikasi jelas, dan milestone target penyelesaian tercapai tanpa mengganggu operasi existing</w:t>
             </w:r>
           </w:p>
         </w:tc>

--- a/output/Dokumen_Tender_PENGADAAN DAN PEMASANGAN FASILITAS OPERA.docx
+++ b/output/Dokumen_Tender_PENGADAAN DAN PEMASANGAN FASILITAS OPERA.docx
@@ -1989,7 +1989,7 @@
                       <w:rFonts w:ascii="Arial" w:hAnsi="Arial"/>
                       <w:sz w:val="16"/>
                     </w:rPr>
-                    <w:t>Q - Jasa Pelaksana Konstruksi</w:t>
+                    <w:t>Q</w:t>
                   </w:r>
                 </w:p>
               </w:tc>
@@ -2029,7 +2029,7 @@
                       <w:rFonts w:ascii="Arial" w:hAnsi="Arial"/>
                       <w:sz w:val="16"/>
                     </w:rPr>
-                    <w:t>Konstruksi Fasilitas Operasional Migas dan Energi termasuk pemasangan utilitas, struktur pendukung, dan perawatannya</w:t>
+                    <w:t>Konstruksi dan Pemasangan Fasilitas Operasional Minyak &amp; Gas Bumi termasuk perpipaan, struktur pendukung, dan utilitas lapangan</w:t>
                   </w:r>
                 </w:p>
               </w:tc>
@@ -10752,7 +10752,7 @@
                 <w:rFonts w:ascii="Arial" w:hAnsi="Arial"/>
                 <w:sz w:val="17"/>
               </w:rPr>
-              <w:t>Dokumen Metode Kerja (Method Statement), Rencana Keselamatan Kerja (CSMS/HSE Plan), dan Shop Drawing</w:t>
+              <w:t>Dokumen Metode Kerja (Method Statement), Rencana Keselamatan &amp; Kesehatan Kerja (RK3), dan Sequence Diagram pelaksanaan</w:t>
             </w:r>
           </w:p>
         </w:tc>
@@ -10778,7 +10778,7 @@
                 <w:rFonts w:ascii="Arial" w:hAnsi="Arial"/>
                 <w:sz w:val="17"/>
               </w:rPr>
-              <w:t>Kesesuaian urutan pelaksanaan dengan scope pekerjaan, mitigasi risiko HSSE tinggi, dan kepatuhan terhadap standar operasi Pertamina</w:t>
+              <w:t>Kesesuaian urutan kerja dengan scope, identifikasi bahaya (HAZID), mitigasi risiko tinggi, dan kepatuhan terhadap CSMS Pertamina</w:t>
             </w:r>
           </w:p>
         </w:tc>
@@ -10890,7 +10890,7 @@
                 <w:rFonts w:ascii="Arial" w:hAnsi="Arial"/>
                 <w:sz w:val="17"/>
               </w:rPr>
-              <w:t>CV, Ijazah Terakhir, Sertifikat Keahlian (SKA/SKK), dan Surat Keterangan Pengalaman Kerja</w:t>
+              <w:t>CV lengkap, Ijazah terakhir, Sertifikat Keahlian (SKA/SKK), Surat Keterangan Pengalaman Kerja, dan Sertifikat K3 Umum/Laut bagi personel kunci</w:t>
             </w:r>
           </w:p>
         </w:tc>
@@ -10916,7 +10916,7 @@
                 <w:rFonts w:ascii="Arial" w:hAnsi="Arial"/>
                 <w:sz w:val="17"/>
               </w:rPr>
-              <w:t>Pemenuhan kualifikasi minimum Project Manager, Site Engineer, HSE Officer, dan Supervisor Teknik sesuai pengalaman proyek sejenis</w:t>
+              <w:t>Memenuhi kualifikasi minimum Project Manager, Site Engineer, HSE Officer, dan Quality Control Inspector sesuai pengalaman proyek sejenis</w:t>
             </w:r>
           </w:p>
         </w:tc>
@@ -11002,7 +11002,7 @@
                 <w:rFonts w:ascii="Arial" w:hAnsi="Arial"/>
                 <w:sz w:val="17"/>
               </w:rPr>
-              <w:t>Peralatan Utama Kerja &amp; Logistik</w:t>
+              <w:t>Peralatan Utama Kerja &amp; Material</w:t>
             </w:r>
           </w:p>
         </w:tc>
@@ -11028,7 +11028,7 @@
                 <w:rFonts w:ascii="Arial" w:hAnsi="Arial"/>
                 <w:sz w:val="17"/>
               </w:rPr>
-              <w:t>Daftar Kepemilikan/Sewa Alat, Sertifikat Kelaikan Operasi (SILO), dan Bukti Mobilisasi</w:t>
+              <w:t>Daftar kepemilikan/sewa peralatan, Sertifikat Kelaikan Operasi (SILO), Calibration Certificate, dan Data Sheet material utama</w:t>
             </w:r>
           </w:p>
         </w:tc>
@@ -11054,7 +11054,7 @@
                 <w:rFonts w:ascii="Arial" w:hAnsi="Arial"/>
                 <w:sz w:val="17"/>
               </w:rPr>
-              <w:t>Ketersediaan alat berat, peralatan las/pengujian, dan kendaraan logistik yang memadai untuk kondisi lapangan Regional Kalimantan</w:t>
+              <w:t>Ketersediaan alat berat, alat las/pengelasan, dan peralatan testing yang memadai, terkalibrasi, dan sesuai standar keselamatan</w:t>
             </w:r>
           </w:p>
         </w:tc>
@@ -11166,7 +11166,7 @@
                 <w:rFonts w:ascii="Arial" w:hAnsi="Arial"/>
                 <w:sz w:val="17"/>
               </w:rPr>
-              <w:t>Barchart, CPM Network Diagram, dan Kurva S detail per minggu/bulan</w:t>
+              <w:t>Barchart, CPM Network Diagram, Kurva S detail per minggu/bulan, dan Milestone Plan serah terima</w:t>
             </w:r>
           </w:p>
         </w:tc>
@@ -11192,7 +11192,7 @@
                 <w:rFonts w:ascii="Arial" w:hAnsi="Arial"/>
                 <w:sz w:val="17"/>
               </w:rPr>
-              <w:t>Realistis alokasi waktu, critical path teridentifikasi jelas, dan milestone target penyelesaian tercapai tanpa mengganggu operasi existing</w:t>
+              <w:t>Alokasi waktu realistis, critical path teridentifikasi, milestone target tercapai dalam durasi kontrak, dan rencana mitigasi delay</w:t>
             </w:r>
           </w:p>
         </w:tc>

--- a/output/Dokumen_Tender_PENGADAAN DAN PEMASANGAN FASILITAS OPERA.docx
+++ b/output/Dokumen_Tender_PENGADAAN DAN PEMASANGAN FASILITAS OPERA.docx
@@ -1989,7 +1989,7 @@
                       <w:rFonts w:ascii="Arial" w:hAnsi="Arial"/>
                       <w:sz w:val="16"/>
                     </w:rPr>
-                    <w:t>Q</w:t>
+                    <w:t>Q - Jasa Pelaksana Konstruksi</w:t>
                   </w:r>
                 </w:p>
               </w:tc>
@@ -2029,7 +2029,7 @@
                       <w:rFonts w:ascii="Arial" w:hAnsi="Arial"/>
                       <w:sz w:val="16"/>
                     </w:rPr>
-                    <w:t>Konstruksi dan Pemasangan Fasilitas Operasional Minyak &amp; Gas Bumi termasuk perpipaan, struktur pendukung, dan utilitas lapangan</w:t>
+                    <w:t>Konstruksi dan Pemasangan Fasilitas Operasional Migas serta Infrastruktur Pendukungnya</w:t>
                   </w:r>
                 </w:p>
               </w:tc>
@@ -2678,7 +2678,7 @@
                 <w:rFonts w:ascii="Arial" w:hAnsi="Arial"/>
                 <w:sz w:val="19"/>
               </w:rPr>
-              <w:t>Mulai dari   : Senin, 19 Oktober 2026 (08.00 WITA)</w:t>
+              <w:t>Mulai dari   : Senin, 19 Oktober 2026 (09.00 WITA)</w:t>
             </w:r>
           </w:p>
           <w:p>
@@ -10752,7 +10752,7 @@
                 <w:rFonts w:ascii="Arial" w:hAnsi="Arial"/>
                 <w:sz w:val="17"/>
               </w:rPr>
-              <w:t>Dokumen Metode Kerja (Method Statement), Rencana Keselamatan &amp; Kesehatan Kerja (RK3), dan Sequence Diagram pelaksanaan</w:t>
+              <w:t>Rencana Metode Kerja (Method Statement), Rencana Keselamatan Kerja, dan Gambar Teknik Pelaksanaan</w:t>
             </w:r>
           </w:p>
         </w:tc>
@@ -10778,7 +10778,7 @@
                 <w:rFonts w:ascii="Arial" w:hAnsi="Arial"/>
                 <w:sz w:val="17"/>
               </w:rPr>
-              <w:t>Kesesuaian urutan kerja dengan scope, identifikasi bahaya (HAZID), mitigasi risiko tinggi, dan kepatuhan terhadap CSMS Pertamina</w:t>
+              <w:t>Kesesuaian urutan pekerjaan dengan RKS, identifikasi bahaya spesifik pemasangan fasilitas, dan rencana mitigasi risiko yang terukur</w:t>
             </w:r>
           </w:p>
         </w:tc>
@@ -10864,7 +10864,7 @@
                 <w:rFonts w:ascii="Arial" w:hAnsi="Arial"/>
                 <w:sz w:val="17"/>
               </w:rPr>
-              <w:t>Tenaga Ahli &amp; Personel Inti</w:t>
+              <w:t>Kualifikasi Personel Inti</w:t>
             </w:r>
           </w:p>
         </w:tc>
@@ -10890,7 +10890,7 @@
                 <w:rFonts w:ascii="Arial" w:hAnsi="Arial"/>
                 <w:sz w:val="17"/>
               </w:rPr>
-              <w:t>CV lengkap, Ijazah terakhir, Sertifikat Keahlian (SKA/SKK), Surat Keterangan Pengalaman Kerja, dan Sertifikat K3 Umum/Laut bagi personel kunci</w:t>
+              <w:t>CV lengkap, Ijazah, Sertifikat Kompetensi (SKK/SKKM), dan Surat Keterangan Pengalaman Kerja terkait</w:t>
             </w:r>
           </w:p>
         </w:tc>
@@ -10916,7 +10916,7 @@
                 <w:rFonts w:ascii="Arial" w:hAnsi="Arial"/>
                 <w:sz w:val="17"/>
               </w:rPr>
-              <w:t>Memenuhi kualifikasi minimum Project Manager, Site Engineer, HSE Officer, dan Quality Control Inspector sesuai pengalaman proyek sejenis</w:t>
+              <w:t>Pemenuhan minimum kualifikasi Project Manager, HSE Officer, dan Site Engineer sesuai standar kompetensi Pertamina dan regulasi ketenagakerjaan</w:t>
             </w:r>
           </w:p>
         </w:tc>
@@ -11002,7 +11002,7 @@
                 <w:rFonts w:ascii="Arial" w:hAnsi="Arial"/>
                 <w:sz w:val="17"/>
               </w:rPr>
-              <w:t>Peralatan Utama Kerja &amp; Material</w:t>
+              <w:t>Peralatan Utama Kerja &amp; Logistik</w:t>
             </w:r>
           </w:p>
         </w:tc>
@@ -11028,7 +11028,7 @@
                 <w:rFonts w:ascii="Arial" w:hAnsi="Arial"/>
                 <w:sz w:val="17"/>
               </w:rPr>
-              <w:t>Daftar kepemilikan/sewa peralatan, Sertifikat Kelaikan Operasi (SILO), Calibration Certificate, dan Data Sheet material utama</w:t>
+              <w:t>Daftar inventaris alat berat/mekanisasi, kontrak sewa, dan sertifikat uji kelaikan (SILO/Inspeksi Teknis)</w:t>
             </w:r>
           </w:p>
         </w:tc>
@@ -11054,7 +11054,7 @@
                 <w:rFonts w:ascii="Arial" w:hAnsi="Arial"/>
                 <w:sz w:val="17"/>
               </w:rPr>
-              <w:t>Ketersediaan alat berat, alat las/pengelasan, dan peralatan testing yang memadai, terkalibrasi, dan sesuai standar keselamatan</w:t>
+              <w:t>Ketersediaan, kapasitas, dan kondisi laik operasi alat angkat, pengelasan, pengujian NDT, serta logistik pendukung lapangan</w:t>
             </w:r>
           </w:p>
         </w:tc>
@@ -11140,7 +11140,7 @@
                 <w:rFonts w:ascii="Arial" w:hAnsi="Arial"/>
                 <w:sz w:val="17"/>
               </w:rPr>
-              <w:t>Jadwal Kerja (Time Schedule &amp; Kurva S)</w:t>
+              <w:t>Jadwal Pelaksanaan (Time Schedule)</w:t>
             </w:r>
           </w:p>
         </w:tc>
@@ -11166,7 +11166,7 @@
                 <w:rFonts w:ascii="Arial" w:hAnsi="Arial"/>
                 <w:sz w:val="17"/>
               </w:rPr>
-              <w:t>Barchart, CPM Network Diagram, Kurva S detail per minggu/bulan, dan Milestone Plan serah terima</w:t>
+              <w:t>Gantt Chart, CPM Network Diagram, dan Kurva S progres fisik mingguan/bulanan</w:t>
             </w:r>
           </w:p>
         </w:tc>
@@ -11192,7 +11192,7 @@
                 <w:rFonts w:ascii="Arial" w:hAnsi="Arial"/>
                 <w:sz w:val="17"/>
               </w:rPr>
-              <w:t>Alokasi waktu realistis, critical path teridentifikasi, milestone target tercapai dalam durasi kontrak, dan rencana mitigasi delay</w:t>
+              <w:t>Realistis, memenuhi milestone kontrak, alokasi sumber daya seimbang, dan tidak mengganggu operasional existing</w:t>
             </w:r>
           </w:p>
         </w:tc>
